--- a/tests avec postman.docx
+++ b/tests avec postman.docx
@@ -29,39 +29,7 @@
           <w:b/>
           <w:bCs/>
         </w:rPr>
-        <w:t xml:space="preserve"> Tester l’inscription (/</w:t>
-      </w:r>
-      <w:proofErr w:type="spellStart"/>
-      <w:r>
-        <w:rPr>
-          <w:b/>
-          <w:bCs/>
-        </w:rPr>
-        <w:t>auth</w:t>
-      </w:r>
-      <w:proofErr w:type="spellEnd"/>
-      <w:r>
-        <w:rPr>
-          <w:b/>
-          <w:bCs/>
-        </w:rPr>
-        <w:t>/</w:t>
-      </w:r>
-      <w:proofErr w:type="spellStart"/>
-      <w:r>
-        <w:rPr>
-          <w:b/>
-          <w:bCs/>
-        </w:rPr>
-        <w:t>register</w:t>
-      </w:r>
-      <w:proofErr w:type="spellEnd"/>
-      <w:r>
-        <w:rPr>
-          <w:b/>
-          <w:bCs/>
-        </w:rPr>
-        <w:t>)</w:t>
+        <w:t xml:space="preserve"> Tester l’inscription (/auth/register)</w:t>
       </w:r>
     </w:p>
     <w:p>
@@ -112,23 +80,7 @@
           <w:b/>
           <w:bCs/>
         </w:rPr>
-        <w:t xml:space="preserve">Body → </w:t>
-      </w:r>
-      <w:proofErr w:type="spellStart"/>
-      <w:r>
-        <w:rPr>
-          <w:b/>
-          <w:bCs/>
-        </w:rPr>
-        <w:t>raw</w:t>
-      </w:r>
-      <w:proofErr w:type="spellEnd"/>
-      <w:r>
-        <w:rPr>
-          <w:b/>
-          <w:bCs/>
-        </w:rPr>
-        <w:t xml:space="preserve"> JSON :</w:t>
+        <w:t>Body → raw JSON :</w:t>
       </w:r>
     </w:p>
     <w:p>
@@ -137,49 +89,15 @@
       </w:r>
       <w:r>
         <w:br/>
-        <w:t xml:space="preserve">  "</w:t>
-      </w:r>
-      <w:proofErr w:type="spellStart"/>
-      <w:r>
-        <w:t>name</w:t>
-      </w:r>
-      <w:proofErr w:type="spellEnd"/>
-      <w:proofErr w:type="gramStart"/>
-      <w:r>
-        <w:t>":</w:t>
-      </w:r>
-      <w:proofErr w:type="gramEnd"/>
-      <w:r>
-        <w:t xml:space="preserve"> "Youssef",</w:t>
+        <w:t xml:space="preserve">  "name": "Youssef",</w:t>
       </w:r>
       <w:r>
         <w:br/>
-        <w:t xml:space="preserve">  "email</w:t>
-      </w:r>
-      <w:proofErr w:type="gramStart"/>
-      <w:r>
-        <w:t>":</w:t>
-      </w:r>
-      <w:proofErr w:type="gramEnd"/>
-      <w:r>
-        <w:t xml:space="preserve"> "youssef@example.com",</w:t>
+        <w:t xml:space="preserve">  "email": "youssef@example.com",</w:t>
       </w:r>
       <w:r>
         <w:br/>
-        <w:t xml:space="preserve">  "</w:t>
-      </w:r>
-      <w:proofErr w:type="spellStart"/>
-      <w:r>
-        <w:t>password</w:t>
-      </w:r>
-      <w:proofErr w:type="spellEnd"/>
-      <w:proofErr w:type="gramStart"/>
-      <w:r>
-        <w:t>":</w:t>
-      </w:r>
-      <w:proofErr w:type="gramEnd"/>
-      <w:r>
-        <w:t xml:space="preserve"> "1234"</w:t>
+        <w:t xml:space="preserve">  "password": "1234"</w:t>
       </w:r>
       <w:r>
         <w:br/>
@@ -207,35 +125,11 @@
       </w:r>
       <w:r>
         <w:br/>
-        <w:t xml:space="preserve">  "message</w:t>
-      </w:r>
-      <w:proofErr w:type="gramStart"/>
-      <w:r>
-        <w:t>":</w:t>
-      </w:r>
-      <w:proofErr w:type="gramEnd"/>
-      <w:r>
-        <w:t xml:space="preserve"> "User </w:t>
-      </w:r>
-      <w:proofErr w:type="spellStart"/>
-      <w:r>
-        <w:t>registered</w:t>
-      </w:r>
-      <w:proofErr w:type="spellEnd"/>
-      <w:r>
-        <w:t>",</w:t>
+        <w:t xml:space="preserve">  "message": "User registered",</w:t>
       </w:r>
       <w:r>
         <w:br/>
-        <w:t xml:space="preserve">  "2fa_secret</w:t>
-      </w:r>
-      <w:proofErr w:type="gramStart"/>
-      <w:r>
-        <w:t>":</w:t>
-      </w:r>
-      <w:proofErr w:type="gramEnd"/>
-      <w:r>
-        <w:t xml:space="preserve"> "&lt;secret_2FA&gt;"</w:t>
+        <w:t xml:space="preserve">  "2fa_secret": "&lt;secret_2FA&gt;"</w:t>
       </w:r>
       <w:r>
         <w:br/>
@@ -262,23 +156,7 @@
           <w:b/>
           <w:bCs/>
         </w:rPr>
-        <w:t xml:space="preserve"> Tester la connexion (/</w:t>
-      </w:r>
-      <w:proofErr w:type="spellStart"/>
-      <w:r>
-        <w:rPr>
-          <w:b/>
-          <w:bCs/>
-        </w:rPr>
-        <w:t>auth</w:t>
-      </w:r>
-      <w:proofErr w:type="spellEnd"/>
-      <w:r>
-        <w:rPr>
-          <w:b/>
-          <w:bCs/>
-        </w:rPr>
-        <w:t>/login)</w:t>
+        <w:t xml:space="preserve"> Tester la connexion (/auth/login)</w:t>
       </w:r>
     </w:p>
     <w:p>
@@ -329,23 +207,7 @@
           <w:b/>
           <w:bCs/>
         </w:rPr>
-        <w:t xml:space="preserve">Body → </w:t>
-      </w:r>
-      <w:proofErr w:type="spellStart"/>
-      <w:r>
-        <w:rPr>
-          <w:b/>
-          <w:bCs/>
-        </w:rPr>
-        <w:t>raw</w:t>
-      </w:r>
-      <w:proofErr w:type="spellEnd"/>
-      <w:r>
-        <w:rPr>
-          <w:b/>
-          <w:bCs/>
-        </w:rPr>
-        <w:t xml:space="preserve"> JSON :</w:t>
+        <w:t>Body → raw JSON :</w:t>
       </w:r>
     </w:p>
     <w:p>
@@ -354,32 +216,11 @@
       </w:r>
       <w:r>
         <w:br/>
-        <w:t xml:space="preserve">  "email</w:t>
-      </w:r>
-      <w:proofErr w:type="gramStart"/>
-      <w:r>
-        <w:t>":</w:t>
-      </w:r>
-      <w:proofErr w:type="gramEnd"/>
-      <w:r>
-        <w:t xml:space="preserve"> "youssef@example.com",</w:t>
+        <w:t xml:space="preserve">  "email": "youssef@example.com",</w:t>
       </w:r>
       <w:r>
         <w:br/>
-        <w:t xml:space="preserve">  "</w:t>
-      </w:r>
-      <w:proofErr w:type="spellStart"/>
-      <w:r>
-        <w:t>password</w:t>
-      </w:r>
-      <w:proofErr w:type="spellEnd"/>
-      <w:proofErr w:type="gramStart"/>
-      <w:r>
-        <w:t>":</w:t>
-      </w:r>
-      <w:proofErr w:type="gramEnd"/>
-      <w:r>
-        <w:t xml:space="preserve"> "1234"</w:t>
+        <w:t xml:space="preserve">  "password": "1234"</w:t>
       </w:r>
       <w:r>
         <w:br/>
@@ -407,51 +248,12 @@
       </w:r>
       <w:r>
         <w:br/>
-        <w:t xml:space="preserve">  "</w:t>
-      </w:r>
-      <w:proofErr w:type="spellStart"/>
-      <w:r>
-        <w:t>access_token</w:t>
-      </w:r>
-      <w:proofErr w:type="spellEnd"/>
-      <w:proofErr w:type="gramStart"/>
-      <w:r>
-        <w:t>":</w:t>
-      </w:r>
-      <w:proofErr w:type="gramEnd"/>
-      <w:r>
-        <w:t xml:space="preserve"> "&lt;</w:t>
-      </w:r>
-      <w:proofErr w:type="spellStart"/>
-      <w:r>
-        <w:t>jwt_token</w:t>
-      </w:r>
-      <w:proofErr w:type="spellEnd"/>
-      <w:r>
-        <w:t>&gt;",</w:t>
+        <w:t xml:space="preserve">  "access_token": "&lt;jwt_token&gt;",</w:t>
       </w:r>
       <w:r>
         <w:br/>
-        <w:t xml:space="preserve">  "</w:t>
-      </w:r>
-      <w:proofErr w:type="spellStart"/>
-      <w:r>
-        <w:t>two_fa_required</w:t>
-      </w:r>
-      <w:proofErr w:type="spellEnd"/>
-      <w:proofErr w:type="gramStart"/>
-      <w:r>
-        <w:t>":</w:t>
-      </w:r>
-      <w:proofErr w:type="gramEnd"/>
-      <w:r>
-        <w:t xml:space="preserve"> </w:t>
-      </w:r>
-      <w:proofErr w:type="spellStart"/>
-      <w:r>
-        <w:t>true</w:t>
-      </w:r>
-      <w:proofErr w:type="spellEnd"/>
+        <w:t xml:space="preserve">  "two_fa_required": true</w:t>
+      </w:r>
       <w:r>
         <w:br/>
         <w:t>}</w:t>
@@ -572,23 +374,7 @@
           <w:bCs/>
         </w:rPr>
         <w:br/>
-        <w:t xml:space="preserve">  "email</w:t>
-      </w:r>
-      <w:proofErr w:type="gramStart"/>
-      <w:r>
-        <w:rPr>
-          <w:b/>
-          <w:bCs/>
-        </w:rPr>
-        <w:t>":</w:t>
-      </w:r>
-      <w:proofErr w:type="gramEnd"/>
-      <w:r>
-        <w:rPr>
-          <w:b/>
-          <w:bCs/>
-        </w:rPr>
-        <w:t xml:space="preserve"> "utilisateur.test@gmail.com",</w:t>
+        <w:t xml:space="preserve">  "email": "utilisateur.test@gmail.com",</w:t>
       </w:r>
       <w:r>
         <w:rPr>
@@ -596,33 +382,8 @@
           <w:bCs/>
         </w:rPr>
         <w:br/>
-        <w:t xml:space="preserve">  "code</w:t>
-      </w:r>
-      <w:proofErr w:type="gramStart"/>
-      <w:r>
-        <w:rPr>
-          <w:b/>
-          <w:bCs/>
-        </w:rPr>
-        <w:t>":</w:t>
-      </w:r>
-      <w:proofErr w:type="gramEnd"/>
-      <w:r>
-        <w:rPr>
-          <w:b/>
-          <w:bCs/>
-        </w:rPr>
-        <w:t xml:space="preserve"> "123456"   // remplacer par le code reçu dans </w:t>
-      </w:r>
-      <w:proofErr w:type="gramStart"/>
-      <w:r>
-        <w:rPr>
-          <w:b/>
-          <w:bCs/>
-        </w:rPr>
-        <w:t>l'email</w:t>
-      </w:r>
-      <w:proofErr w:type="gramEnd"/>
+        <w:t xml:space="preserve">  "code": "123456"   // remplacer par le code reçu dans l'email</w:t>
+      </w:r>
       <w:r>
         <w:rPr>
           <w:b/>
@@ -682,39 +443,7 @@
           <w:bCs/>
         </w:rPr>
         <w:br/>
-        <w:t xml:space="preserve">  "message</w:t>
-      </w:r>
-      <w:proofErr w:type="gramStart"/>
-      <w:r>
-        <w:rPr>
-          <w:b/>
-          <w:bCs/>
-        </w:rPr>
-        <w:t>":</w:t>
-      </w:r>
-      <w:proofErr w:type="gramEnd"/>
-      <w:r>
-        <w:rPr>
-          <w:b/>
-          <w:bCs/>
-        </w:rPr>
-        <w:t xml:space="preserve"> "2FA </w:t>
-      </w:r>
-      <w:proofErr w:type="spellStart"/>
-      <w:r>
-        <w:rPr>
-          <w:b/>
-          <w:bCs/>
-        </w:rPr>
-        <w:t>passed</w:t>
-      </w:r>
-      <w:proofErr w:type="spellEnd"/>
-      <w:r>
-        <w:rPr>
-          <w:b/>
-          <w:bCs/>
-        </w:rPr>
-        <w:t>",</w:t>
+        <w:t xml:space="preserve">  "message": "2FA passed",</w:t>
       </w:r>
       <w:r>
         <w:rPr>
@@ -722,32 +451,7 @@
           <w:bCs/>
         </w:rPr>
         <w:br/>
-        <w:t xml:space="preserve">  "</w:t>
-      </w:r>
-      <w:proofErr w:type="spellStart"/>
-      <w:r>
-        <w:rPr>
-          <w:b/>
-          <w:bCs/>
-        </w:rPr>
-        <w:t>access_token</w:t>
-      </w:r>
-      <w:proofErr w:type="spellEnd"/>
-      <w:proofErr w:type="gramStart"/>
-      <w:r>
-        <w:rPr>
-          <w:b/>
-          <w:bCs/>
-        </w:rPr>
-        <w:t>":</w:t>
-      </w:r>
-      <w:proofErr w:type="gramEnd"/>
-      <w:r>
-        <w:rPr>
-          <w:b/>
-          <w:bCs/>
-        </w:rPr>
-        <w:t xml:space="preserve"> "&lt;JWT ici&gt;"</w:t>
+        <w:t xml:space="preserve">  "access_token": "&lt;JWT ici&gt;"</w:t>
       </w:r>
       <w:r>
         <w:rPr>
@@ -1019,32 +723,11 @@
       </w:r>
       <w:r>
         <w:br/>
-        <w:t xml:space="preserve">  "email</w:t>
-      </w:r>
-      <w:proofErr w:type="gramStart"/>
-      <w:r>
-        <w:t>":</w:t>
-      </w:r>
-      <w:proofErr w:type="gramEnd"/>
-      <w:r>
-        <w:t xml:space="preserve"> "youssefmiled18@gmail.com",</w:t>
+        <w:t xml:space="preserve">  "email": "youssefmiled18@gmail.com",</w:t>
       </w:r>
       <w:r>
         <w:br/>
-        <w:t xml:space="preserve">  "</w:t>
-      </w:r>
-      <w:proofErr w:type="spellStart"/>
-      <w:r>
-        <w:t>password</w:t>
-      </w:r>
-      <w:proofErr w:type="spellEnd"/>
-      <w:proofErr w:type="gramStart"/>
-      <w:r>
-        <w:t>":</w:t>
-      </w:r>
-      <w:proofErr w:type="gramEnd"/>
-      <w:r>
-        <w:t xml:space="preserve"> "admin123"</w:t>
+        <w:t xml:space="preserve">  "password": "admin123"</w:t>
       </w:r>
       <w:r>
         <w:br/>
@@ -1068,54 +751,12 @@
       </w:r>
       <w:r>
         <w:br/>
-        <w:t xml:space="preserve">  "message</w:t>
-      </w:r>
-      <w:proofErr w:type="gramStart"/>
-      <w:r>
-        <w:t>":</w:t>
-      </w:r>
-      <w:proofErr w:type="gramEnd"/>
-      <w:r>
-        <w:t xml:space="preserve"> "2FA code sent to </w:t>
-      </w:r>
-      <w:proofErr w:type="spellStart"/>
-      <w:r>
-        <w:t>your</w:t>
-      </w:r>
-      <w:proofErr w:type="spellEnd"/>
-      <w:r>
-        <w:t xml:space="preserve"> </w:t>
-      </w:r>
-      <w:proofErr w:type="gramStart"/>
-      <w:r>
-        <w:t>email"</w:t>
-      </w:r>
-      <w:proofErr w:type="gramEnd"/>
-      <w:r>
-        <w:t>,</w:t>
+        <w:t xml:space="preserve">  "message": "2FA code sent to your email",</w:t>
       </w:r>
       <w:r>
         <w:br/>
-        <w:t xml:space="preserve">  "</w:t>
-      </w:r>
-      <w:proofErr w:type="spellStart"/>
-      <w:r>
-        <w:t>two_fa_required</w:t>
-      </w:r>
-      <w:proofErr w:type="spellEnd"/>
-      <w:proofErr w:type="gramStart"/>
-      <w:r>
-        <w:t>":</w:t>
-      </w:r>
-      <w:proofErr w:type="gramEnd"/>
-      <w:r>
-        <w:t xml:space="preserve"> </w:t>
-      </w:r>
-      <w:proofErr w:type="spellStart"/>
-      <w:r>
-        <w:t>true</w:t>
-      </w:r>
-      <w:proofErr w:type="spellEnd"/>
+        <w:t xml:space="preserve">  "two_fa_required": true</w:t>
+      </w:r>
       <w:r>
         <w:br/>
         <w:t>}</w:t>
@@ -1160,15 +801,7 @@
         </w:numPr>
       </w:pPr>
       <w:r>
-        <w:t xml:space="preserve">Vérifie </w:t>
-      </w:r>
-      <w:proofErr w:type="gramStart"/>
-      <w:r>
-        <w:t>l’email</w:t>
-      </w:r>
-      <w:proofErr w:type="gramEnd"/>
-      <w:r>
-        <w:t xml:space="preserve"> de l’admin (youssefmiled18@gmail.com) : tu devrais recevoir un code à 6 chiffres, par exemple 486729.</w:t>
+        <w:t>Vérifie l’email de l’admin (youssefmiled18@gmail.com) : tu devrais recevoir un code à 6 chiffres, par exemple 486729.</w:t>
       </w:r>
     </w:p>
     <w:p>
@@ -1179,23 +812,7 @@
         </w:numPr>
       </w:pPr>
       <w:r>
-        <w:t>Ce code est généré par generate_2fa_</w:t>
-      </w:r>
-      <w:proofErr w:type="gramStart"/>
-      <w:r>
-        <w:t>code(</w:t>
-      </w:r>
-      <w:proofErr w:type="gramEnd"/>
-      <w:r>
-        <w:t>) et envoyé via send_2fa_</w:t>
-      </w:r>
-      <w:proofErr w:type="gramStart"/>
-      <w:r>
-        <w:t>email(</w:t>
-      </w:r>
-      <w:proofErr w:type="gramEnd"/>
-      <w:r>
-        <w:t>).</w:t>
+        <w:t>Ce code est généré par generate_2fa_code() et envoyé via send_2fa_email().</w:t>
       </w:r>
     </w:p>
     <w:p>
@@ -1298,27 +915,11 @@
       </w:r>
       <w:r>
         <w:br/>
-        <w:t xml:space="preserve">  "email</w:t>
-      </w:r>
-      <w:proofErr w:type="gramStart"/>
-      <w:r>
-        <w:t>":</w:t>
-      </w:r>
-      <w:proofErr w:type="gramEnd"/>
-      <w:r>
-        <w:t xml:space="preserve"> "youssefmiled18@gmail.com",</w:t>
+        <w:t xml:space="preserve">  "email": "youssefmiled18@gmail.com",</w:t>
       </w:r>
       <w:r>
         <w:br/>
-        <w:t xml:space="preserve">  "code</w:t>
-      </w:r>
-      <w:proofErr w:type="gramStart"/>
-      <w:r>
-        <w:t>":</w:t>
-      </w:r>
-      <w:proofErr w:type="gramEnd"/>
-      <w:r>
-        <w:t xml:space="preserve"> "486729"</w:t>
+        <w:t xml:space="preserve">  "code": "486729"</w:t>
       </w:r>
       <w:r>
         <w:br/>
@@ -1327,15 +928,7 @@
     </w:p>
     <w:p>
       <w:r>
-        <w:t xml:space="preserve">Remplace "486729" par le code que tu as reçu dans </w:t>
-      </w:r>
-      <w:proofErr w:type="gramStart"/>
-      <w:r>
-        <w:t>l’email</w:t>
-      </w:r>
-      <w:proofErr w:type="gramEnd"/>
-      <w:r>
-        <w:t>.</w:t>
+        <w:t>Remplace "486729" par le code que tu as reçu dans l’email.</w:t>
       </w:r>
     </w:p>
     <w:p>
@@ -1362,48 +955,11 @@
       </w:r>
       <w:r>
         <w:br/>
-        <w:t xml:space="preserve">  "</w:t>
-      </w:r>
-      <w:proofErr w:type="spellStart"/>
-      <w:r>
-        <w:t>access_token</w:t>
-      </w:r>
-      <w:proofErr w:type="spellEnd"/>
-      <w:proofErr w:type="gramStart"/>
-      <w:r>
-        <w:t>":</w:t>
-      </w:r>
-      <w:proofErr w:type="gramEnd"/>
-      <w:r>
-        <w:t xml:space="preserve"> "&lt;</w:t>
-      </w:r>
-      <w:proofErr w:type="spellStart"/>
-      <w:r>
-        <w:t>ton_jwt_token</w:t>
-      </w:r>
-      <w:proofErr w:type="spellEnd"/>
-      <w:r>
-        <w:t>&gt;",</w:t>
+        <w:t xml:space="preserve">  "access_token": "&lt;ton_jwt_token&gt;",</w:t>
       </w:r>
       <w:r>
         <w:br/>
-        <w:t xml:space="preserve">  "message</w:t>
-      </w:r>
-      <w:proofErr w:type="gramStart"/>
-      <w:r>
-        <w:t>":</w:t>
-      </w:r>
-      <w:proofErr w:type="gramEnd"/>
-      <w:r>
-        <w:t xml:space="preserve"> "2FA </w:t>
-      </w:r>
-      <w:proofErr w:type="spellStart"/>
-      <w:r>
-        <w:t>passed</w:t>
-      </w:r>
-      <w:proofErr w:type="spellEnd"/>
-      <w:r>
-        <w:t>"</w:t>
+        <w:t xml:space="preserve">  "message": "2FA passed"</w:t>
       </w:r>
       <w:r>
         <w:br/>
@@ -1432,14 +988,12 @@
         <w:rPr>
           <w:b/>
           <w:bCs/>
-          <w:lang w:val="fr-TN"/>
-        </w:rPr>
-      </w:pPr>
-      <w:r>
-        <w:rPr>
-          <w:b/>
-          <w:bCs/>
-          <w:lang w:val="fr-TN"/>
+        </w:rPr>
+      </w:pPr>
+      <w:r>
+        <w:rPr>
+          <w:b/>
+          <w:bCs/>
         </w:rPr>
         <w:lastRenderedPageBreak/>
         <w:t>1️</w:t>
@@ -1449,7 +1003,6 @@
           <w:rFonts w:ascii="Segoe UI Symbol" w:hAnsi="Segoe UI Symbol" w:cs="Segoe UI Symbol"/>
           <w:b/>
           <w:bCs/>
-          <w:lang w:val="fr-TN"/>
         </w:rPr>
         <w:t>⃣</w:t>
       </w:r>
@@ -1457,7 +1010,6 @@
         <w:rPr>
           <w:b/>
           <w:bCs/>
-          <w:lang w:val="fr-TN"/>
         </w:rPr>
         <w:t xml:space="preserve"> Tester toutes les routes CRUD</w:t>
       </w:r>
@@ -1467,14 +1019,12 @@
         <w:rPr>
           <w:b/>
           <w:bCs/>
-          <w:lang w:val="fr-TN"/>
-        </w:rPr>
-      </w:pPr>
-      <w:r>
-        <w:rPr>
-          <w:b/>
-          <w:bCs/>
-          <w:lang w:val="fr-TN"/>
+        </w:rPr>
+      </w:pPr>
+      <w:r>
+        <w:rPr>
+          <w:b/>
+          <w:bCs/>
         </w:rPr>
         <w:t>1️</w:t>
       </w:r>
@@ -1483,7 +1033,6 @@
           <w:rFonts w:ascii="Segoe UI Symbol" w:hAnsi="Segoe UI Symbol" w:cs="Segoe UI Symbol"/>
           <w:b/>
           <w:bCs/>
-          <w:lang w:val="fr-TN"/>
         </w:rPr>
         <w:t>⃣</w:t>
       </w:r>
@@ -1491,53 +1040,36 @@
         <w:rPr>
           <w:b/>
           <w:bCs/>
-          <w:lang w:val="fr-TN"/>
-        </w:rPr>
-        <w:t xml:space="preserve"> Test CREATE </w:t>
-      </w:r>
-      <w:proofErr w:type="spellStart"/>
-      <w:r>
-        <w:rPr>
-          <w:b/>
-          <w:bCs/>
-          <w:lang w:val="fr-TN"/>
-        </w:rPr>
-        <w:t>website</w:t>
-      </w:r>
-      <w:proofErr w:type="spellEnd"/>
-    </w:p>
-    <w:p>
-      <w:pPr>
-        <w:rPr>
-          <w:b/>
-          <w:bCs/>
-          <w:lang w:val="fr-TN"/>
-        </w:rPr>
-      </w:pPr>
-      <w:proofErr w:type="spellStart"/>
-      <w:r>
-        <w:rPr>
-          <w:b/>
-          <w:bCs/>
-          <w:lang w:val="fr-TN"/>
+        </w:rPr>
+        <w:t xml:space="preserve"> Test CREATE website</w:t>
+      </w:r>
+    </w:p>
+    <w:p>
+      <w:pPr>
+        <w:rPr>
+          <w:b/>
+          <w:bCs/>
+        </w:rPr>
+      </w:pPr>
+      <w:r>
+        <w:rPr>
+          <w:b/>
+          <w:bCs/>
         </w:rPr>
         <w:t>Request</w:t>
       </w:r>
-      <w:proofErr w:type="spellEnd"/>
-    </w:p>
-    <w:p>
-      <w:pPr>
-        <w:rPr>
-          <w:b/>
-          <w:bCs/>
-          <w:lang w:val="fr-TN"/>
-        </w:rPr>
-      </w:pPr>
-      <w:r>
-        <w:rPr>
-          <w:b/>
-          <w:bCs/>
-          <w:lang w:val="fr-TN"/>
+    </w:p>
+    <w:p>
+      <w:pPr>
+        <w:rPr>
+          <w:b/>
+          <w:bCs/>
+        </w:rPr>
+      </w:pPr>
+      <w:r>
+        <w:rPr>
+          <w:b/>
+          <w:bCs/>
         </w:rPr>
         <w:t>POST http://localhost:5000/api/websites</w:t>
       </w:r>
@@ -1547,14 +1079,12 @@
         <w:rPr>
           <w:b/>
           <w:bCs/>
-          <w:lang w:val="fr-TN"/>
-        </w:rPr>
-      </w:pPr>
-      <w:r>
-        <w:rPr>
-          <w:b/>
-          <w:bCs/>
-          <w:lang w:val="fr-TN"/>
+        </w:rPr>
+      </w:pPr>
+      <w:r>
+        <w:rPr>
+          <w:b/>
+          <w:bCs/>
         </w:rPr>
         <w:t>Body (JSON)</w:t>
       </w:r>
@@ -1564,14 +1094,12 @@
         <w:rPr>
           <w:b/>
           <w:bCs/>
-          <w:lang w:val="fr-TN"/>
-        </w:rPr>
-      </w:pPr>
-      <w:r>
-        <w:rPr>
-          <w:b/>
-          <w:bCs/>
-          <w:lang w:val="fr-TN"/>
+        </w:rPr>
+      </w:pPr>
+      <w:r>
+        <w:rPr>
+          <w:b/>
+          <w:bCs/>
         </w:rPr>
         <w:t>{</w:t>
       </w:r>
@@ -1579,145 +1107,38 @@
         <w:rPr>
           <w:b/>
           <w:bCs/>
-          <w:lang w:val="fr-TN"/>
         </w:rPr>
         <w:br/>
-        <w:t>"</w:t>
-      </w:r>
-      <w:proofErr w:type="spellStart"/>
-      <w:r>
-        <w:rPr>
-          <w:b/>
-          <w:bCs/>
-          <w:lang w:val="fr-TN"/>
-        </w:rPr>
-        <w:t>name</w:t>
-      </w:r>
-      <w:proofErr w:type="spellEnd"/>
-      <w:proofErr w:type="gramStart"/>
-      <w:r>
-        <w:rPr>
-          <w:b/>
-          <w:bCs/>
-          <w:lang w:val="fr-TN"/>
-        </w:rPr>
-        <w:t>":</w:t>
-      </w:r>
-      <w:proofErr w:type="gramEnd"/>
-      <w:r>
-        <w:rPr>
-          <w:b/>
-          <w:bCs/>
-          <w:lang w:val="fr-TN"/>
-        </w:rPr>
-        <w:t xml:space="preserve"> "Mon Site Test",</w:t>
-      </w:r>
-      <w:r>
-        <w:rPr>
-          <w:b/>
-          <w:bCs/>
-          <w:lang w:val="fr-TN"/>
+        <w:t>"name": "Mon Site Test",</w:t>
+      </w:r>
+      <w:r>
+        <w:rPr>
+          <w:b/>
+          <w:bCs/>
         </w:rPr>
         <w:br/>
-        <w:t>"description</w:t>
-      </w:r>
-      <w:proofErr w:type="gramStart"/>
-      <w:r>
-        <w:rPr>
-          <w:b/>
-          <w:bCs/>
-          <w:lang w:val="fr-TN"/>
-        </w:rPr>
-        <w:t>":</w:t>
-      </w:r>
-      <w:proofErr w:type="gramEnd"/>
-      <w:r>
-        <w:rPr>
-          <w:b/>
-          <w:bCs/>
-          <w:lang w:val="fr-TN"/>
-        </w:rPr>
-        <w:t xml:space="preserve"> "site de test",</w:t>
-      </w:r>
-      <w:r>
-        <w:rPr>
-          <w:b/>
-          <w:bCs/>
-          <w:lang w:val="fr-TN"/>
+        <w:t>"description": "site de test",</w:t>
+      </w:r>
+      <w:r>
+        <w:rPr>
+          <w:b/>
+          <w:bCs/>
         </w:rPr>
         <w:br/>
-        <w:t>"</w:t>
-      </w:r>
-      <w:proofErr w:type="spellStart"/>
-      <w:r>
-        <w:rPr>
-          <w:b/>
-          <w:bCs/>
-          <w:lang w:val="fr-TN"/>
-        </w:rPr>
-        <w:t>template</w:t>
-      </w:r>
-      <w:proofErr w:type="spellEnd"/>
-      <w:proofErr w:type="gramStart"/>
-      <w:r>
-        <w:rPr>
-          <w:b/>
-          <w:bCs/>
-          <w:lang w:val="fr-TN"/>
-        </w:rPr>
-        <w:t>":</w:t>
-      </w:r>
-      <w:proofErr w:type="gramEnd"/>
-      <w:r>
-        <w:rPr>
-          <w:b/>
-          <w:bCs/>
-          <w:lang w:val="fr-TN"/>
-        </w:rPr>
-        <w:t xml:space="preserve"> "blog",</w:t>
-      </w:r>
-      <w:r>
-        <w:rPr>
-          <w:b/>
-          <w:bCs/>
-          <w:lang w:val="fr-TN"/>
+        <w:t>"template": "blog",</w:t>
+      </w:r>
+      <w:r>
+        <w:rPr>
+          <w:b/>
+          <w:bCs/>
         </w:rPr>
         <w:br/>
-        <w:t>"</w:t>
-      </w:r>
-      <w:proofErr w:type="spellStart"/>
-      <w:r>
-        <w:rPr>
-          <w:b/>
-          <w:bCs/>
-          <w:lang w:val="fr-TN"/>
-        </w:rPr>
-        <w:t>primary_color</w:t>
-      </w:r>
-      <w:proofErr w:type="spellEnd"/>
-      <w:proofErr w:type="gramStart"/>
-      <w:r>
-        <w:rPr>
-          <w:b/>
-          <w:bCs/>
-          <w:lang w:val="fr-TN"/>
-        </w:rPr>
-        <w:t>":</w:t>
-      </w:r>
-      <w:proofErr w:type="gramEnd"/>
-      <w:r>
-        <w:rPr>
-          <w:b/>
-          <w:bCs/>
-          <w:lang w:val="fr-TN"/>
-        </w:rPr>
-        <w:t xml:space="preserve"> "#2563EB"</w:t>
-      </w:r>
-      <w:r>
-        <w:rPr>
-          <w:b/>
-          <w:bCs/>
-          <w:lang w:val="fr-TN"/>
+        <w:t>"primary_color": "#2563EB"</w:t>
+      </w:r>
+      <w:r>
+        <w:rPr>
+          <w:b/>
+          <w:bCs/>
         </w:rPr>
         <w:br/>
         <w:t>}</w:t>
@@ -1728,14 +1149,12 @@
         <w:rPr>
           <w:b/>
           <w:bCs/>
-          <w:lang w:val="fr-TN"/>
-        </w:rPr>
-      </w:pPr>
-      <w:r>
-        <w:rPr>
-          <w:b/>
-          <w:bCs/>
-          <w:lang w:val="fr-TN"/>
+        </w:rPr>
+      </w:pPr>
+      <w:r>
+        <w:rPr>
+          <w:b/>
+          <w:bCs/>
         </w:rPr>
         <w:t>Résultat attendu</w:t>
       </w:r>
@@ -1745,79 +1164,57 @@
         <w:rPr>
           <w:b/>
           <w:bCs/>
-          <w:lang w:val="fr-TN"/>
-        </w:rPr>
-      </w:pPr>
-      <w:proofErr w:type="spellStart"/>
-      <w:r>
-        <w:rPr>
-          <w:b/>
-          <w:bCs/>
-          <w:lang w:val="fr-TN"/>
+        </w:rPr>
+      </w:pPr>
+      <w:r>
+        <w:rPr>
+          <w:b/>
+          <w:bCs/>
         </w:rPr>
         <w:t>Status</w:t>
       </w:r>
-      <w:proofErr w:type="spellEnd"/>
-    </w:p>
-    <w:p>
-      <w:pPr>
-        <w:rPr>
-          <w:b/>
-          <w:bCs/>
-          <w:lang w:val="fr-TN"/>
-        </w:rPr>
-      </w:pPr>
-      <w:r>
-        <w:rPr>
-          <w:b/>
-          <w:bCs/>
-          <w:lang w:val="fr-TN"/>
-        </w:rPr>
-        <w:t xml:space="preserve">201 </w:t>
-      </w:r>
-      <w:proofErr w:type="spellStart"/>
-      <w:r>
-        <w:rPr>
-          <w:b/>
-          <w:bCs/>
-          <w:lang w:val="fr-TN"/>
-        </w:rPr>
-        <w:t>Created</w:t>
-      </w:r>
-      <w:proofErr w:type="spellEnd"/>
-    </w:p>
-    <w:p>
-      <w:pPr>
-        <w:rPr>
-          <w:b/>
-          <w:bCs/>
-          <w:lang w:val="fr-TN"/>
-        </w:rPr>
-      </w:pPr>
-      <w:proofErr w:type="spellStart"/>
-      <w:r>
-        <w:rPr>
-          <w:b/>
-          <w:bCs/>
-          <w:lang w:val="fr-TN"/>
+    </w:p>
+    <w:p>
+      <w:pPr>
+        <w:rPr>
+          <w:b/>
+          <w:bCs/>
+        </w:rPr>
+      </w:pPr>
+      <w:r>
+        <w:rPr>
+          <w:b/>
+          <w:bCs/>
+        </w:rPr>
+        <w:t>201 Created</w:t>
+      </w:r>
+    </w:p>
+    <w:p>
+      <w:pPr>
+        <w:rPr>
+          <w:b/>
+          <w:bCs/>
+        </w:rPr>
+      </w:pPr>
+      <w:r>
+        <w:rPr>
+          <w:b/>
+          <w:bCs/>
         </w:rPr>
         <w:t>Response</w:t>
       </w:r>
-      <w:proofErr w:type="spellEnd"/>
-    </w:p>
-    <w:p>
-      <w:pPr>
-        <w:rPr>
-          <w:b/>
-          <w:bCs/>
-          <w:lang w:val="fr-TN"/>
-        </w:rPr>
-      </w:pPr>
-      <w:r>
-        <w:rPr>
-          <w:b/>
-          <w:bCs/>
-          <w:lang w:val="fr-TN"/>
+    </w:p>
+    <w:p>
+      <w:pPr>
+        <w:rPr>
+          <w:b/>
+          <w:bCs/>
+        </w:rPr>
+      </w:pPr>
+      <w:r>
+        <w:rPr>
+          <w:b/>
+          <w:bCs/>
         </w:rPr>
         <w:t>{</w:t>
       </w:r>
@@ -1825,290 +1222,62 @@
         <w:rPr>
           <w:b/>
           <w:bCs/>
-          <w:lang w:val="fr-TN"/>
         </w:rPr>
         <w:br/>
-        <w:t>"message</w:t>
-      </w:r>
-      <w:proofErr w:type="gramStart"/>
-      <w:r>
-        <w:rPr>
-          <w:b/>
-          <w:bCs/>
-          <w:lang w:val="fr-TN"/>
-        </w:rPr>
-        <w:t>":</w:t>
-      </w:r>
-      <w:proofErr w:type="gramEnd"/>
-      <w:r>
-        <w:rPr>
-          <w:b/>
-          <w:bCs/>
-          <w:lang w:val="fr-TN"/>
-        </w:rPr>
-        <w:t xml:space="preserve"> "</w:t>
-      </w:r>
-      <w:proofErr w:type="spellStart"/>
-      <w:r>
-        <w:rPr>
-          <w:b/>
-          <w:bCs/>
-          <w:lang w:val="fr-TN"/>
-        </w:rPr>
-        <w:t>Website</w:t>
-      </w:r>
-      <w:proofErr w:type="spellEnd"/>
-      <w:r>
-        <w:rPr>
-          <w:b/>
-          <w:bCs/>
-          <w:lang w:val="fr-TN"/>
-        </w:rPr>
-        <w:t xml:space="preserve"> </w:t>
-      </w:r>
-      <w:proofErr w:type="spellStart"/>
-      <w:r>
-        <w:rPr>
-          <w:b/>
-          <w:bCs/>
-          <w:lang w:val="fr-TN"/>
-        </w:rPr>
-        <w:t>created</w:t>
-      </w:r>
-      <w:proofErr w:type="spellEnd"/>
-      <w:r>
-        <w:rPr>
-          <w:b/>
-          <w:bCs/>
-          <w:lang w:val="fr-TN"/>
-        </w:rPr>
-        <w:t xml:space="preserve"> </w:t>
-      </w:r>
-      <w:proofErr w:type="spellStart"/>
-      <w:r>
-        <w:rPr>
-          <w:b/>
-          <w:bCs/>
-          <w:lang w:val="fr-TN"/>
-        </w:rPr>
-        <w:t>successfully</w:t>
-      </w:r>
-      <w:proofErr w:type="spellEnd"/>
-      <w:r>
-        <w:rPr>
-          <w:b/>
-          <w:bCs/>
-          <w:lang w:val="fr-TN"/>
-        </w:rPr>
-        <w:t>",</w:t>
-      </w:r>
-      <w:r>
-        <w:rPr>
-          <w:b/>
-          <w:bCs/>
-          <w:lang w:val="fr-TN"/>
+        <w:t>"message": "Website created successfully",</w:t>
+      </w:r>
+      <w:r>
+        <w:rPr>
+          <w:b/>
+          <w:bCs/>
         </w:rPr>
         <w:br/>
-        <w:t>"</w:t>
-      </w:r>
-      <w:proofErr w:type="spellStart"/>
-      <w:r>
-        <w:rPr>
-          <w:b/>
-          <w:bCs/>
-          <w:lang w:val="fr-TN"/>
-        </w:rPr>
-        <w:t>website</w:t>
-      </w:r>
-      <w:proofErr w:type="spellEnd"/>
-      <w:proofErr w:type="gramStart"/>
-      <w:r>
-        <w:rPr>
-          <w:b/>
-          <w:bCs/>
-          <w:lang w:val="fr-TN"/>
-        </w:rPr>
-        <w:t>":</w:t>
-      </w:r>
-      <w:proofErr w:type="gramEnd"/>
-      <w:r>
-        <w:rPr>
-          <w:b/>
-          <w:bCs/>
-          <w:lang w:val="fr-TN"/>
-        </w:rPr>
-        <w:t xml:space="preserve"> {</w:t>
-      </w:r>
-      <w:r>
-        <w:rPr>
-          <w:b/>
-          <w:bCs/>
-          <w:lang w:val="fr-TN"/>
+        <w:t>"website": {</w:t>
+      </w:r>
+      <w:r>
+        <w:rPr>
+          <w:b/>
+          <w:bCs/>
         </w:rPr>
         <w:br/>
-        <w:t>"id</w:t>
-      </w:r>
-      <w:proofErr w:type="gramStart"/>
-      <w:r>
-        <w:rPr>
-          <w:b/>
-          <w:bCs/>
-          <w:lang w:val="fr-TN"/>
-        </w:rPr>
-        <w:t>":</w:t>
-      </w:r>
-      <w:proofErr w:type="gramEnd"/>
-      <w:r>
-        <w:rPr>
-          <w:b/>
-          <w:bCs/>
-          <w:lang w:val="fr-TN"/>
-        </w:rPr>
-        <w:t xml:space="preserve"> 1,</w:t>
-      </w:r>
-      <w:r>
-        <w:rPr>
-          <w:b/>
-          <w:bCs/>
-          <w:lang w:val="fr-TN"/>
+        <w:t>"id": 1,</w:t>
+      </w:r>
+      <w:r>
+        <w:rPr>
+          <w:b/>
+          <w:bCs/>
         </w:rPr>
         <w:br/>
-        <w:t>"</w:t>
-      </w:r>
-      <w:proofErr w:type="spellStart"/>
-      <w:r>
-        <w:rPr>
-          <w:b/>
-          <w:bCs/>
-          <w:lang w:val="fr-TN"/>
-        </w:rPr>
-        <w:t>name</w:t>
-      </w:r>
-      <w:proofErr w:type="spellEnd"/>
-      <w:proofErr w:type="gramStart"/>
-      <w:r>
-        <w:rPr>
-          <w:b/>
-          <w:bCs/>
-          <w:lang w:val="fr-TN"/>
-        </w:rPr>
-        <w:t>":</w:t>
-      </w:r>
-      <w:proofErr w:type="gramEnd"/>
-      <w:r>
-        <w:rPr>
-          <w:b/>
-          <w:bCs/>
-          <w:lang w:val="fr-TN"/>
-        </w:rPr>
-        <w:t xml:space="preserve"> "Mon Site Test",</w:t>
-      </w:r>
-      <w:r>
-        <w:rPr>
-          <w:b/>
-          <w:bCs/>
-          <w:lang w:val="fr-TN"/>
+        <w:t>"name": "Mon Site Test",</w:t>
+      </w:r>
+      <w:r>
+        <w:rPr>
+          <w:b/>
+          <w:bCs/>
         </w:rPr>
         <w:br/>
-        <w:t>"description</w:t>
-      </w:r>
-      <w:proofErr w:type="gramStart"/>
-      <w:r>
-        <w:rPr>
-          <w:b/>
-          <w:bCs/>
-          <w:lang w:val="fr-TN"/>
-        </w:rPr>
-        <w:t>":</w:t>
-      </w:r>
-      <w:proofErr w:type="gramEnd"/>
-      <w:r>
-        <w:rPr>
-          <w:b/>
-          <w:bCs/>
-          <w:lang w:val="fr-TN"/>
-        </w:rPr>
-        <w:t xml:space="preserve"> "site de test",</w:t>
-      </w:r>
-      <w:r>
-        <w:rPr>
-          <w:b/>
-          <w:bCs/>
-          <w:lang w:val="fr-TN"/>
+        <w:t>"description": "site de test",</w:t>
+      </w:r>
+      <w:r>
+        <w:rPr>
+          <w:b/>
+          <w:bCs/>
         </w:rPr>
         <w:br/>
-        <w:t>"</w:t>
-      </w:r>
-      <w:proofErr w:type="spellStart"/>
-      <w:r>
-        <w:rPr>
-          <w:b/>
-          <w:bCs/>
-          <w:lang w:val="fr-TN"/>
-        </w:rPr>
-        <w:t>template</w:t>
-      </w:r>
-      <w:proofErr w:type="spellEnd"/>
-      <w:proofErr w:type="gramStart"/>
-      <w:r>
-        <w:rPr>
-          <w:b/>
-          <w:bCs/>
-          <w:lang w:val="fr-TN"/>
-        </w:rPr>
-        <w:t>":</w:t>
-      </w:r>
-      <w:proofErr w:type="gramEnd"/>
-      <w:r>
-        <w:rPr>
-          <w:b/>
-          <w:bCs/>
-          <w:lang w:val="fr-TN"/>
-        </w:rPr>
-        <w:t xml:space="preserve"> "blog",</w:t>
-      </w:r>
-      <w:r>
-        <w:rPr>
-          <w:b/>
-          <w:bCs/>
-          <w:lang w:val="fr-TN"/>
+        <w:t>"template": "blog",</w:t>
+      </w:r>
+      <w:r>
+        <w:rPr>
+          <w:b/>
+          <w:bCs/>
         </w:rPr>
         <w:br/>
-        <w:t>"</w:t>
-      </w:r>
-      <w:proofErr w:type="spellStart"/>
-      <w:r>
-        <w:rPr>
-          <w:b/>
-          <w:bCs/>
-          <w:lang w:val="fr-TN"/>
-        </w:rPr>
-        <w:t>primary_color</w:t>
-      </w:r>
-      <w:proofErr w:type="spellEnd"/>
-      <w:proofErr w:type="gramStart"/>
-      <w:r>
-        <w:rPr>
-          <w:b/>
-          <w:bCs/>
-          <w:lang w:val="fr-TN"/>
-        </w:rPr>
-        <w:t>":</w:t>
-      </w:r>
-      <w:proofErr w:type="gramEnd"/>
-      <w:r>
-        <w:rPr>
-          <w:b/>
-          <w:bCs/>
-          <w:lang w:val="fr-TN"/>
-        </w:rPr>
-        <w:t xml:space="preserve"> "#2563EB"</w:t>
-      </w:r>
-      <w:r>
-        <w:rPr>
-          <w:b/>
-          <w:bCs/>
-          <w:lang w:val="fr-TN"/>
+        <w:t>"primary_color": "#2563EB"</w:t>
+      </w:r>
+      <w:r>
+        <w:rPr>
+          <w:b/>
+          <w:bCs/>
         </w:rPr>
         <w:br/>
         <w:t>}</w:t>
@@ -2117,7 +1286,6 @@
         <w:rPr>
           <w:b/>
           <w:bCs/>
-          <w:lang w:val="fr-TN"/>
         </w:rPr>
         <w:br/>
         <w:t>}</w:t>
@@ -2128,17 +1296,15 @@
         <w:rPr>
           <w:b/>
           <w:bCs/>
-          <w:lang w:val="fr-TN"/>
-        </w:rPr>
-      </w:pPr>
-      <w:r>
-        <w:rPr>
-          <w:b/>
-          <w:bCs/>
-          <w:lang w:val="fr-TN"/>
+        </w:rPr>
+      </w:pPr>
+      <w:r>
+        <w:rPr>
+          <w:b/>
+          <w:bCs/>
         </w:rPr>
         <w:pict w14:anchorId="0B5930FB">
-          <v:rect id="_x0000_i1110" style="width:0;height:1.5pt" o:hralign="center" o:hrstd="t" o:hr="t" fillcolor="#a0a0a0" stroked="f"/>
+          <v:rect id="_x0000_i1026" style="width:0;height:1.5pt" o:hralign="center" o:hrstd="t" o:hr="t" fillcolor="#a0a0a0" stroked="f"/>
         </w:pict>
       </w:r>
     </w:p>
@@ -2147,14 +1313,12 @@
         <w:rPr>
           <w:b/>
           <w:bCs/>
-          <w:lang w:val="fr-TN"/>
-        </w:rPr>
-      </w:pPr>
-      <w:r>
-        <w:rPr>
-          <w:b/>
-          <w:bCs/>
-          <w:lang w:val="fr-TN"/>
+        </w:rPr>
+      </w:pPr>
+      <w:r>
+        <w:rPr>
+          <w:b/>
+          <w:bCs/>
         </w:rPr>
         <w:t>2️</w:t>
       </w:r>
@@ -2163,7 +1327,6 @@
           <w:rFonts w:ascii="Segoe UI Symbol" w:hAnsi="Segoe UI Symbol" w:cs="Segoe UI Symbol"/>
           <w:b/>
           <w:bCs/>
-          <w:lang w:val="fr-TN"/>
         </w:rPr>
         <w:t>⃣</w:t>
       </w:r>
@@ -2171,53 +1334,36 @@
         <w:rPr>
           <w:b/>
           <w:bCs/>
-          <w:lang w:val="fr-TN"/>
-        </w:rPr>
-        <w:t xml:space="preserve"> Test GET tous les </w:t>
-      </w:r>
-      <w:proofErr w:type="spellStart"/>
-      <w:r>
-        <w:rPr>
-          <w:b/>
-          <w:bCs/>
-          <w:lang w:val="fr-TN"/>
-        </w:rPr>
-        <w:t>websites</w:t>
-      </w:r>
-      <w:proofErr w:type="spellEnd"/>
-    </w:p>
-    <w:p>
-      <w:pPr>
-        <w:rPr>
-          <w:b/>
-          <w:bCs/>
-          <w:lang w:val="fr-TN"/>
-        </w:rPr>
-      </w:pPr>
-      <w:proofErr w:type="spellStart"/>
-      <w:r>
-        <w:rPr>
-          <w:b/>
-          <w:bCs/>
-          <w:lang w:val="fr-TN"/>
+        </w:rPr>
+        <w:t xml:space="preserve"> Test GET tous les websites</w:t>
+      </w:r>
+    </w:p>
+    <w:p>
+      <w:pPr>
+        <w:rPr>
+          <w:b/>
+          <w:bCs/>
+        </w:rPr>
+      </w:pPr>
+      <w:r>
+        <w:rPr>
+          <w:b/>
+          <w:bCs/>
         </w:rPr>
         <w:t>Request</w:t>
       </w:r>
-      <w:proofErr w:type="spellEnd"/>
-    </w:p>
-    <w:p>
-      <w:pPr>
-        <w:rPr>
-          <w:b/>
-          <w:bCs/>
-          <w:lang w:val="fr-TN"/>
-        </w:rPr>
-      </w:pPr>
-      <w:r>
-        <w:rPr>
-          <w:b/>
-          <w:bCs/>
-          <w:lang w:val="fr-TN"/>
+    </w:p>
+    <w:p>
+      <w:pPr>
+        <w:rPr>
+          <w:b/>
+          <w:bCs/>
+        </w:rPr>
+      </w:pPr>
+      <w:r>
+        <w:rPr>
+          <w:b/>
+          <w:bCs/>
         </w:rPr>
         <w:t>GET http://localhost:5000/api/websites</w:t>
       </w:r>
@@ -2227,14 +1373,12 @@
         <w:rPr>
           <w:b/>
           <w:bCs/>
-          <w:lang w:val="fr-TN"/>
-        </w:rPr>
-      </w:pPr>
-      <w:r>
-        <w:rPr>
-          <w:b/>
-          <w:bCs/>
-          <w:lang w:val="fr-TN"/>
+        </w:rPr>
+      </w:pPr>
+      <w:r>
+        <w:rPr>
+          <w:b/>
+          <w:bCs/>
         </w:rPr>
         <w:t>Résultat attendu</w:t>
       </w:r>
@@ -2244,14 +1388,12 @@
         <w:rPr>
           <w:b/>
           <w:bCs/>
-          <w:lang w:val="fr-TN"/>
-        </w:rPr>
-      </w:pPr>
-      <w:r>
-        <w:rPr>
-          <w:b/>
-          <w:bCs/>
-          <w:lang w:val="fr-TN"/>
+        </w:rPr>
+      </w:pPr>
+      <w:r>
+        <w:rPr>
+          <w:b/>
+          <w:bCs/>
         </w:rPr>
         <w:t>200 OK</w:t>
       </w:r>
@@ -2261,33 +1403,27 @@
         <w:rPr>
           <w:b/>
           <w:bCs/>
-          <w:lang w:val="fr-TN"/>
-        </w:rPr>
-      </w:pPr>
-      <w:proofErr w:type="spellStart"/>
-      <w:r>
-        <w:rPr>
-          <w:b/>
-          <w:bCs/>
-          <w:lang w:val="fr-TN"/>
+        </w:rPr>
+      </w:pPr>
+      <w:r>
+        <w:rPr>
+          <w:b/>
+          <w:bCs/>
         </w:rPr>
         <w:t>Response</w:t>
       </w:r>
-      <w:proofErr w:type="spellEnd"/>
-    </w:p>
-    <w:p>
-      <w:pPr>
-        <w:rPr>
-          <w:b/>
-          <w:bCs/>
-          <w:lang w:val="fr-TN"/>
-        </w:rPr>
-      </w:pPr>
-      <w:r>
-        <w:rPr>
-          <w:b/>
-          <w:bCs/>
-          <w:lang w:val="fr-TN"/>
+    </w:p>
+    <w:p>
+      <w:pPr>
+        <w:rPr>
+          <w:b/>
+          <w:bCs/>
+        </w:rPr>
+      </w:pPr>
+      <w:r>
+        <w:rPr>
+          <w:b/>
+          <w:bCs/>
         </w:rPr>
         <w:lastRenderedPageBreak/>
         <w:t>[</w:t>
@@ -2296,7 +1432,6 @@
         <w:rPr>
           <w:b/>
           <w:bCs/>
-          <w:lang w:val="fr-TN"/>
         </w:rPr>
         <w:br/>
         <w:t>{</w:t>
@@ -2305,172 +1440,46 @@
         <w:rPr>
           <w:b/>
           <w:bCs/>
-          <w:lang w:val="fr-TN"/>
         </w:rPr>
         <w:br/>
-        <w:t>"id</w:t>
-      </w:r>
-      <w:proofErr w:type="gramStart"/>
-      <w:r>
-        <w:rPr>
-          <w:b/>
-          <w:bCs/>
-          <w:lang w:val="fr-TN"/>
-        </w:rPr>
-        <w:t>":</w:t>
-      </w:r>
-      <w:proofErr w:type="gramEnd"/>
-      <w:r>
-        <w:rPr>
-          <w:b/>
-          <w:bCs/>
-          <w:lang w:val="fr-TN"/>
-        </w:rPr>
-        <w:t xml:space="preserve"> 1,</w:t>
-      </w:r>
-      <w:r>
-        <w:rPr>
-          <w:b/>
-          <w:bCs/>
-          <w:lang w:val="fr-TN"/>
+        <w:t>"id": 1,</w:t>
+      </w:r>
+      <w:r>
+        <w:rPr>
+          <w:b/>
+          <w:bCs/>
         </w:rPr>
         <w:br/>
-        <w:t>"</w:t>
-      </w:r>
-      <w:proofErr w:type="spellStart"/>
-      <w:r>
-        <w:rPr>
-          <w:b/>
-          <w:bCs/>
-          <w:lang w:val="fr-TN"/>
-        </w:rPr>
-        <w:t>name</w:t>
-      </w:r>
-      <w:proofErr w:type="spellEnd"/>
-      <w:proofErr w:type="gramStart"/>
-      <w:r>
-        <w:rPr>
-          <w:b/>
-          <w:bCs/>
-          <w:lang w:val="fr-TN"/>
-        </w:rPr>
-        <w:t>":</w:t>
-      </w:r>
-      <w:proofErr w:type="gramEnd"/>
-      <w:r>
-        <w:rPr>
-          <w:b/>
-          <w:bCs/>
-          <w:lang w:val="fr-TN"/>
-        </w:rPr>
-        <w:t xml:space="preserve"> "Mon Site Test",</w:t>
-      </w:r>
-      <w:r>
-        <w:rPr>
-          <w:b/>
-          <w:bCs/>
-          <w:lang w:val="fr-TN"/>
+        <w:t>"name": "Mon Site Test",</w:t>
+      </w:r>
+      <w:r>
+        <w:rPr>
+          <w:b/>
+          <w:bCs/>
         </w:rPr>
         <w:br/>
-        <w:t>"description</w:t>
-      </w:r>
-      <w:proofErr w:type="gramStart"/>
-      <w:r>
-        <w:rPr>
-          <w:b/>
-          <w:bCs/>
-          <w:lang w:val="fr-TN"/>
-        </w:rPr>
-        <w:t>":</w:t>
-      </w:r>
-      <w:proofErr w:type="gramEnd"/>
-      <w:r>
-        <w:rPr>
-          <w:b/>
-          <w:bCs/>
-          <w:lang w:val="fr-TN"/>
-        </w:rPr>
-        <w:t xml:space="preserve"> "site de test",</w:t>
-      </w:r>
-      <w:r>
-        <w:rPr>
-          <w:b/>
-          <w:bCs/>
-          <w:lang w:val="fr-TN"/>
+        <w:t>"description": "site de test",</w:t>
+      </w:r>
+      <w:r>
+        <w:rPr>
+          <w:b/>
+          <w:bCs/>
         </w:rPr>
         <w:br/>
-        <w:t>"</w:t>
-      </w:r>
-      <w:proofErr w:type="spellStart"/>
-      <w:r>
-        <w:rPr>
-          <w:b/>
-          <w:bCs/>
-          <w:lang w:val="fr-TN"/>
-        </w:rPr>
-        <w:t>template</w:t>
-      </w:r>
-      <w:proofErr w:type="spellEnd"/>
-      <w:proofErr w:type="gramStart"/>
-      <w:r>
-        <w:rPr>
-          <w:b/>
-          <w:bCs/>
-          <w:lang w:val="fr-TN"/>
-        </w:rPr>
-        <w:t>":</w:t>
-      </w:r>
-      <w:proofErr w:type="gramEnd"/>
-      <w:r>
-        <w:rPr>
-          <w:b/>
-          <w:bCs/>
-          <w:lang w:val="fr-TN"/>
-        </w:rPr>
-        <w:t xml:space="preserve"> "blog",</w:t>
-      </w:r>
-      <w:r>
-        <w:rPr>
-          <w:b/>
-          <w:bCs/>
-          <w:lang w:val="fr-TN"/>
+        <w:t>"template": "blog",</w:t>
+      </w:r>
+      <w:r>
+        <w:rPr>
+          <w:b/>
+          <w:bCs/>
         </w:rPr>
         <w:br/>
-        <w:t>"</w:t>
-      </w:r>
-      <w:proofErr w:type="spellStart"/>
-      <w:r>
-        <w:rPr>
-          <w:b/>
-          <w:bCs/>
-          <w:lang w:val="fr-TN"/>
-        </w:rPr>
-        <w:t>primary_color</w:t>
-      </w:r>
-      <w:proofErr w:type="spellEnd"/>
-      <w:proofErr w:type="gramStart"/>
-      <w:r>
-        <w:rPr>
-          <w:b/>
-          <w:bCs/>
-          <w:lang w:val="fr-TN"/>
-        </w:rPr>
-        <w:t>":</w:t>
-      </w:r>
-      <w:proofErr w:type="gramEnd"/>
-      <w:r>
-        <w:rPr>
-          <w:b/>
-          <w:bCs/>
-          <w:lang w:val="fr-TN"/>
-        </w:rPr>
-        <w:t xml:space="preserve"> "#2563EB"</w:t>
-      </w:r>
-      <w:r>
-        <w:rPr>
-          <w:b/>
-          <w:bCs/>
-          <w:lang w:val="fr-TN"/>
+        <w:t>"primary_color": "#2563EB"</w:t>
+      </w:r>
+      <w:r>
+        <w:rPr>
+          <w:b/>
+          <w:bCs/>
         </w:rPr>
         <w:br/>
         <w:t>}</w:t>
@@ -2479,7 +1488,6 @@
         <w:rPr>
           <w:b/>
           <w:bCs/>
-          <w:lang w:val="fr-TN"/>
         </w:rPr>
         <w:br/>
         <w:t>]</w:t>
@@ -2490,17 +1498,15 @@
         <w:rPr>
           <w:b/>
           <w:bCs/>
-          <w:lang w:val="fr-TN"/>
-        </w:rPr>
-      </w:pPr>
-      <w:r>
-        <w:rPr>
-          <w:b/>
-          <w:bCs/>
-          <w:lang w:val="fr-TN"/>
+        </w:rPr>
+      </w:pPr>
+      <w:r>
+        <w:rPr>
+          <w:b/>
+          <w:bCs/>
         </w:rPr>
         <w:pict w14:anchorId="77B8C11B">
-          <v:rect id="_x0000_i1111" style="width:0;height:1.5pt" o:hralign="center" o:hrstd="t" o:hr="t" fillcolor="#a0a0a0" stroked="f"/>
+          <v:rect id="_x0000_i1027" style="width:0;height:1.5pt" o:hralign="center" o:hrstd="t" o:hr="t" fillcolor="#a0a0a0" stroked="f"/>
         </w:pict>
       </w:r>
     </w:p>
@@ -2509,14 +1515,12 @@
         <w:rPr>
           <w:b/>
           <w:bCs/>
-          <w:lang w:val="fr-TN"/>
-        </w:rPr>
-      </w:pPr>
-      <w:r>
-        <w:rPr>
-          <w:b/>
-          <w:bCs/>
-          <w:lang w:val="fr-TN"/>
+        </w:rPr>
+      </w:pPr>
+      <w:r>
+        <w:rPr>
+          <w:b/>
+          <w:bCs/>
         </w:rPr>
         <w:t>3️</w:t>
       </w:r>
@@ -2525,7 +1529,6 @@
           <w:rFonts w:ascii="Segoe UI Symbol" w:hAnsi="Segoe UI Symbol" w:cs="Segoe UI Symbol"/>
           <w:b/>
           <w:bCs/>
-          <w:lang w:val="fr-TN"/>
         </w:rPr>
         <w:t>⃣</w:t>
       </w:r>
@@ -2533,61 +1536,36 @@
         <w:rPr>
           <w:b/>
           <w:bCs/>
-          <w:lang w:val="fr-TN"/>
-        </w:rPr>
-        <w:t xml:space="preserve"> Test GET </w:t>
-      </w:r>
-      <w:proofErr w:type="spellStart"/>
-      <w:r>
-        <w:rPr>
-          <w:b/>
-          <w:bCs/>
-          <w:lang w:val="fr-TN"/>
-        </w:rPr>
-        <w:t>website</w:t>
-      </w:r>
-      <w:proofErr w:type="spellEnd"/>
-      <w:r>
-        <w:rPr>
-          <w:b/>
-          <w:bCs/>
-          <w:lang w:val="fr-TN"/>
-        </w:rPr>
-        <w:t xml:space="preserve"> par ID (existant)</w:t>
-      </w:r>
-    </w:p>
-    <w:p>
-      <w:pPr>
-        <w:rPr>
-          <w:b/>
-          <w:bCs/>
-          <w:lang w:val="fr-TN"/>
-        </w:rPr>
-      </w:pPr>
-      <w:proofErr w:type="spellStart"/>
-      <w:r>
-        <w:rPr>
-          <w:b/>
-          <w:bCs/>
-          <w:lang w:val="fr-TN"/>
+        </w:rPr>
+        <w:t xml:space="preserve"> Test GET website par ID (existant)</w:t>
+      </w:r>
+    </w:p>
+    <w:p>
+      <w:pPr>
+        <w:rPr>
+          <w:b/>
+          <w:bCs/>
+        </w:rPr>
+      </w:pPr>
+      <w:r>
+        <w:rPr>
+          <w:b/>
+          <w:bCs/>
         </w:rPr>
         <w:t>Request</w:t>
       </w:r>
-      <w:proofErr w:type="spellEnd"/>
-    </w:p>
-    <w:p>
-      <w:pPr>
-        <w:rPr>
-          <w:b/>
-          <w:bCs/>
-          <w:lang w:val="fr-TN"/>
-        </w:rPr>
-      </w:pPr>
-      <w:r>
-        <w:rPr>
-          <w:b/>
-          <w:bCs/>
-          <w:lang w:val="fr-TN"/>
+    </w:p>
+    <w:p>
+      <w:pPr>
+        <w:rPr>
+          <w:b/>
+          <w:bCs/>
+        </w:rPr>
+      </w:pPr>
+      <w:r>
+        <w:rPr>
+          <w:b/>
+          <w:bCs/>
         </w:rPr>
         <w:t xml:space="preserve">GET </w:t>
       </w:r>
@@ -2597,7 +1575,6 @@
             <w:rStyle w:val="Lienhypertexte"/>
             <w:b/>
             <w:bCs/>
-            <w:lang w:val="fr-TN"/>
           </w:rPr>
           <w:t>http://localhost:5000/api/websites/</w:t>
         </w:r>
@@ -2606,7 +1583,6 @@
             <w:rStyle w:val="Lienhypertexte"/>
             <w:b/>
             <w:bCs/>
-            <w:lang w:val="fr-TN"/>
           </w:rPr>
           <w:t>2</w:t>
         </w:r>
@@ -2617,14 +1593,12 @@
         <w:rPr>
           <w:b/>
           <w:bCs/>
-          <w:lang w:val="fr-TN"/>
-        </w:rPr>
-      </w:pPr>
-      <w:r>
-        <w:rPr>
-          <w:b/>
-          <w:bCs/>
-          <w:lang w:val="fr-TN"/>
+        </w:rPr>
+      </w:pPr>
+      <w:r>
+        <w:rPr>
+          <w:b/>
+          <w:bCs/>
         </w:rPr>
         <w:t>4️</w:t>
       </w:r>
@@ -2633,7 +1607,6 @@
           <w:rFonts w:ascii="Segoe UI Symbol" w:hAnsi="Segoe UI Symbol" w:cs="Segoe UI Symbol"/>
           <w:b/>
           <w:bCs/>
-          <w:lang w:val="fr-TN"/>
         </w:rPr>
         <w:t>⃣</w:t>
       </w:r>
@@ -2641,53 +1614,36 @@
         <w:rPr>
           <w:b/>
           <w:bCs/>
-          <w:lang w:val="fr-TN"/>
-        </w:rPr>
-        <w:t xml:space="preserve"> Test UPDATE </w:t>
-      </w:r>
-      <w:proofErr w:type="spellStart"/>
-      <w:r>
-        <w:rPr>
-          <w:b/>
-          <w:bCs/>
-          <w:lang w:val="fr-TN"/>
-        </w:rPr>
-        <w:t>website</w:t>
-      </w:r>
-      <w:proofErr w:type="spellEnd"/>
-    </w:p>
-    <w:p>
-      <w:pPr>
-        <w:rPr>
-          <w:b/>
-          <w:bCs/>
-          <w:lang w:val="fr-TN"/>
-        </w:rPr>
-      </w:pPr>
-      <w:proofErr w:type="spellStart"/>
-      <w:r>
-        <w:rPr>
-          <w:b/>
-          <w:bCs/>
-          <w:lang w:val="fr-TN"/>
+        </w:rPr>
+        <w:t xml:space="preserve"> Test UPDATE website</w:t>
+      </w:r>
+    </w:p>
+    <w:p>
+      <w:pPr>
+        <w:rPr>
+          <w:b/>
+          <w:bCs/>
+        </w:rPr>
+      </w:pPr>
+      <w:r>
+        <w:rPr>
+          <w:b/>
+          <w:bCs/>
         </w:rPr>
         <w:t>Request</w:t>
       </w:r>
-      <w:proofErr w:type="spellEnd"/>
-    </w:p>
-    <w:p>
-      <w:pPr>
-        <w:rPr>
-          <w:b/>
-          <w:bCs/>
-          <w:lang w:val="fr-TN"/>
-        </w:rPr>
-      </w:pPr>
-      <w:r>
-        <w:rPr>
-          <w:b/>
-          <w:bCs/>
-          <w:lang w:val="fr-TN"/>
+    </w:p>
+    <w:p>
+      <w:pPr>
+        <w:rPr>
+          <w:b/>
+          <w:bCs/>
+        </w:rPr>
+      </w:pPr>
+      <w:r>
+        <w:rPr>
+          <w:b/>
+          <w:bCs/>
         </w:rPr>
         <w:t>PUT http://localhost:5000/api/websites/</w:t>
       </w:r>
@@ -2695,7 +1651,6 @@
         <w:rPr>
           <w:b/>
           <w:bCs/>
-          <w:lang w:val="fr-TN"/>
         </w:rPr>
         <w:t>2</w:t>
       </w:r>
@@ -2705,14 +1660,12 @@
         <w:rPr>
           <w:b/>
           <w:bCs/>
-          <w:lang w:val="fr-TN"/>
-        </w:rPr>
-      </w:pPr>
-      <w:r>
-        <w:rPr>
-          <w:b/>
-          <w:bCs/>
-          <w:lang w:val="fr-TN"/>
+        </w:rPr>
+      </w:pPr>
+      <w:r>
+        <w:rPr>
+          <w:b/>
+          <w:bCs/>
         </w:rPr>
         <w:t>Body</w:t>
       </w:r>
@@ -2722,14 +1675,12 @@
         <w:rPr>
           <w:b/>
           <w:bCs/>
-          <w:lang w:val="fr-TN"/>
-        </w:rPr>
-      </w:pPr>
-      <w:r>
-        <w:rPr>
-          <w:b/>
-          <w:bCs/>
-          <w:lang w:val="fr-TN"/>
+        </w:rPr>
+      </w:pPr>
+      <w:r>
+        <w:rPr>
+          <w:b/>
+          <w:bCs/>
         </w:rPr>
         <w:t>{</w:t>
       </w:r>
@@ -2737,108 +1688,30 @@
         <w:rPr>
           <w:b/>
           <w:bCs/>
-          <w:lang w:val="fr-TN"/>
         </w:rPr>
         <w:br/>
-        <w:t>"</w:t>
-      </w:r>
-      <w:proofErr w:type="spellStart"/>
-      <w:r>
-        <w:rPr>
-          <w:b/>
-          <w:bCs/>
-          <w:lang w:val="fr-TN"/>
-        </w:rPr>
-        <w:t>name</w:t>
-      </w:r>
-      <w:proofErr w:type="spellEnd"/>
-      <w:proofErr w:type="gramStart"/>
-      <w:r>
-        <w:rPr>
-          <w:b/>
-          <w:bCs/>
-          <w:lang w:val="fr-TN"/>
-        </w:rPr>
-        <w:t>":</w:t>
-      </w:r>
-      <w:proofErr w:type="gramEnd"/>
-      <w:r>
-        <w:rPr>
-          <w:b/>
-          <w:bCs/>
-          <w:lang w:val="fr-TN"/>
-        </w:rPr>
-        <w:t xml:space="preserve"> "Mon Site Modifié",</w:t>
-      </w:r>
-      <w:r>
-        <w:rPr>
-          <w:b/>
-          <w:bCs/>
-          <w:lang w:val="fr-TN"/>
+        <w:t>"name": "Mon Site Modifié",</w:t>
+      </w:r>
+      <w:r>
+        <w:rPr>
+          <w:b/>
+          <w:bCs/>
         </w:rPr>
         <w:br/>
-        <w:t>"description</w:t>
-      </w:r>
-      <w:proofErr w:type="gramStart"/>
-      <w:r>
-        <w:rPr>
-          <w:b/>
-          <w:bCs/>
-          <w:lang w:val="fr-TN"/>
-        </w:rPr>
-        <w:t>":</w:t>
-      </w:r>
-      <w:proofErr w:type="gramEnd"/>
-      <w:r>
-        <w:rPr>
-          <w:b/>
-          <w:bCs/>
-          <w:lang w:val="fr-TN"/>
-        </w:rPr>
-        <w:t xml:space="preserve"> "description modifiée",</w:t>
-      </w:r>
-      <w:r>
-        <w:rPr>
-          <w:b/>
-          <w:bCs/>
-          <w:lang w:val="fr-TN"/>
+        <w:t>"description": "description modifiée",</w:t>
+      </w:r>
+      <w:r>
+        <w:rPr>
+          <w:b/>
+          <w:bCs/>
         </w:rPr>
         <w:br/>
-        <w:t>"</w:t>
-      </w:r>
-      <w:proofErr w:type="spellStart"/>
-      <w:r>
-        <w:rPr>
-          <w:b/>
-          <w:bCs/>
-          <w:lang w:val="fr-TN"/>
-        </w:rPr>
-        <w:t>primary_color</w:t>
-      </w:r>
-      <w:proofErr w:type="spellEnd"/>
-      <w:proofErr w:type="gramStart"/>
-      <w:r>
-        <w:rPr>
-          <w:b/>
-          <w:bCs/>
-          <w:lang w:val="fr-TN"/>
-        </w:rPr>
-        <w:t>":</w:t>
-      </w:r>
-      <w:proofErr w:type="gramEnd"/>
-      <w:r>
-        <w:rPr>
-          <w:b/>
-          <w:bCs/>
-          <w:lang w:val="fr-TN"/>
-        </w:rPr>
-        <w:t xml:space="preserve"> "#FF0000"</w:t>
-      </w:r>
-      <w:r>
-        <w:rPr>
-          <w:b/>
-          <w:bCs/>
-          <w:lang w:val="fr-TN"/>
+        <w:t>"primary_color": "#FF0000"</w:t>
+      </w:r>
+      <w:r>
+        <w:rPr>
+          <w:b/>
+          <w:bCs/>
         </w:rPr>
         <w:br/>
         <w:t>}</w:t>
@@ -2849,14 +1722,12 @@
         <w:rPr>
           <w:b/>
           <w:bCs/>
-          <w:lang w:val="fr-TN"/>
-        </w:rPr>
-      </w:pPr>
-      <w:r>
-        <w:rPr>
-          <w:b/>
-          <w:bCs/>
-          <w:lang w:val="fr-TN"/>
+        </w:rPr>
+      </w:pPr>
+      <w:r>
+        <w:rPr>
+          <w:b/>
+          <w:bCs/>
         </w:rPr>
         <w:t>5️</w:t>
       </w:r>
@@ -2865,7 +1736,6 @@
           <w:rFonts w:ascii="Segoe UI Symbol" w:hAnsi="Segoe UI Symbol" w:cs="Segoe UI Symbol"/>
           <w:b/>
           <w:bCs/>
-          <w:lang w:val="fr-TN"/>
         </w:rPr>
         <w:t>⃣</w:t>
       </w:r>
@@ -2873,53 +1743,36 @@
         <w:rPr>
           <w:b/>
           <w:bCs/>
-          <w:lang w:val="fr-TN"/>
-        </w:rPr>
-        <w:t xml:space="preserve"> Test DELETE </w:t>
-      </w:r>
-      <w:proofErr w:type="spellStart"/>
-      <w:r>
-        <w:rPr>
-          <w:b/>
-          <w:bCs/>
-          <w:lang w:val="fr-TN"/>
-        </w:rPr>
-        <w:t>website</w:t>
-      </w:r>
-      <w:proofErr w:type="spellEnd"/>
-    </w:p>
-    <w:p>
-      <w:pPr>
-        <w:rPr>
-          <w:b/>
-          <w:bCs/>
-          <w:lang w:val="fr-TN"/>
-        </w:rPr>
-      </w:pPr>
-      <w:proofErr w:type="spellStart"/>
-      <w:r>
-        <w:rPr>
-          <w:b/>
-          <w:bCs/>
-          <w:lang w:val="fr-TN"/>
+        </w:rPr>
+        <w:t xml:space="preserve"> Test DELETE website</w:t>
+      </w:r>
+    </w:p>
+    <w:p>
+      <w:pPr>
+        <w:rPr>
+          <w:b/>
+          <w:bCs/>
+        </w:rPr>
+      </w:pPr>
+      <w:r>
+        <w:rPr>
+          <w:b/>
+          <w:bCs/>
         </w:rPr>
         <w:t>Request</w:t>
       </w:r>
-      <w:proofErr w:type="spellEnd"/>
-    </w:p>
-    <w:p>
-      <w:pPr>
-        <w:rPr>
-          <w:b/>
-          <w:bCs/>
-          <w:lang w:val="fr-TN"/>
-        </w:rPr>
-      </w:pPr>
-      <w:r>
-        <w:rPr>
-          <w:b/>
-          <w:bCs/>
-          <w:lang w:val="fr-TN"/>
+    </w:p>
+    <w:p>
+      <w:pPr>
+        <w:rPr>
+          <w:b/>
+          <w:bCs/>
+        </w:rPr>
+      </w:pPr>
+      <w:r>
+        <w:rPr>
+          <w:b/>
+          <w:bCs/>
         </w:rPr>
         <w:t xml:space="preserve">DELETE </w:t>
       </w:r>
@@ -2929,7 +1782,6 @@
             <w:rStyle w:val="Lienhypertexte"/>
             <w:b/>
             <w:bCs/>
-            <w:lang w:val="fr-TN"/>
           </w:rPr>
           <w:t>http://localhost:5000/api/websites/</w:t>
         </w:r>
@@ -2938,7 +1790,6 @@
             <w:rStyle w:val="Lienhypertexte"/>
             <w:b/>
             <w:bCs/>
-            <w:lang w:val="fr-TN"/>
           </w:rPr>
           <w:t>2</w:t>
         </w:r>
@@ -2949,14 +1800,12 @@
         <w:rPr>
           <w:b/>
           <w:bCs/>
-          <w:lang w:val="fr-TN"/>
-        </w:rPr>
-      </w:pPr>
-      <w:r>
-        <w:rPr>
-          <w:b/>
-          <w:bCs/>
-          <w:lang w:val="fr-TN"/>
+        </w:rPr>
+      </w:pPr>
+      <w:r>
+        <w:rPr>
+          <w:b/>
+          <w:bCs/>
         </w:rPr>
         <w:t>6️</w:t>
       </w:r>
@@ -2965,7 +1814,6 @@
           <w:rFonts w:ascii="Segoe UI Symbol" w:hAnsi="Segoe UI Symbol" w:cs="Segoe UI Symbol"/>
           <w:b/>
           <w:bCs/>
-          <w:lang w:val="fr-TN"/>
         </w:rPr>
         <w:t>⃣</w:t>
       </w:r>
@@ -2973,61 +1821,36 @@
         <w:rPr>
           <w:b/>
           <w:bCs/>
-          <w:lang w:val="fr-TN"/>
-        </w:rPr>
-        <w:t xml:space="preserve"> Test GET </w:t>
-      </w:r>
-      <w:proofErr w:type="spellStart"/>
-      <w:r>
-        <w:rPr>
-          <w:b/>
-          <w:bCs/>
-          <w:lang w:val="fr-TN"/>
-        </w:rPr>
-        <w:t>website</w:t>
-      </w:r>
-      <w:proofErr w:type="spellEnd"/>
-      <w:r>
-        <w:rPr>
-          <w:b/>
-          <w:bCs/>
-          <w:lang w:val="fr-TN"/>
-        </w:rPr>
-        <w:t xml:space="preserve"> supprimé</w:t>
-      </w:r>
-    </w:p>
-    <w:p>
-      <w:pPr>
-        <w:rPr>
-          <w:b/>
-          <w:bCs/>
-          <w:lang w:val="fr-TN"/>
-        </w:rPr>
-      </w:pPr>
-      <w:proofErr w:type="spellStart"/>
-      <w:r>
-        <w:rPr>
-          <w:b/>
-          <w:bCs/>
-          <w:lang w:val="fr-TN"/>
+        </w:rPr>
+        <w:t xml:space="preserve"> Test GET website supprimé</w:t>
+      </w:r>
+    </w:p>
+    <w:p>
+      <w:pPr>
+        <w:rPr>
+          <w:b/>
+          <w:bCs/>
+        </w:rPr>
+      </w:pPr>
+      <w:r>
+        <w:rPr>
+          <w:b/>
+          <w:bCs/>
         </w:rPr>
         <w:t>Request</w:t>
       </w:r>
-      <w:proofErr w:type="spellEnd"/>
-    </w:p>
-    <w:p>
-      <w:pPr>
-        <w:rPr>
-          <w:b/>
-          <w:bCs/>
-          <w:lang w:val="fr-TN"/>
-        </w:rPr>
-      </w:pPr>
-      <w:r>
-        <w:rPr>
-          <w:b/>
-          <w:bCs/>
-          <w:lang w:val="fr-TN"/>
+    </w:p>
+    <w:p>
+      <w:pPr>
+        <w:rPr>
+          <w:b/>
+          <w:bCs/>
+        </w:rPr>
+      </w:pPr>
+      <w:r>
+        <w:rPr>
+          <w:b/>
+          <w:bCs/>
         </w:rPr>
         <w:t xml:space="preserve">GET </w:t>
       </w:r>
@@ -3037,7 +1860,6 @@
             <w:rStyle w:val="Lienhypertexte"/>
             <w:b/>
             <w:bCs/>
-            <w:lang w:val="fr-TN"/>
           </w:rPr>
           <w:t>http://localhost:5000/api/websites/</w:t>
         </w:r>
@@ -3046,7 +1868,6 @@
             <w:rStyle w:val="Lienhypertexte"/>
             <w:b/>
             <w:bCs/>
-            <w:lang w:val="fr-TN"/>
           </w:rPr>
           <w:t>2</w:t>
         </w:r>
@@ -3057,23 +1878,20 @@
         <w:rPr>
           <w:b/>
           <w:bCs/>
-          <w:lang w:val="fr-TN"/>
-        </w:rPr>
-      </w:pPr>
-    </w:p>
-    <w:p>
-      <w:pPr>
-        <w:rPr>
-          <w:b/>
-          <w:bCs/>
-          <w:lang w:val="fr-TN"/>
-        </w:rPr>
-      </w:pPr>
-      <w:r>
-        <w:rPr>
-          <w:b/>
-          <w:bCs/>
-          <w:lang w:val="fr-TN"/>
+        </w:rPr>
+      </w:pPr>
+    </w:p>
+    <w:p>
+      <w:pPr>
+        <w:rPr>
+          <w:b/>
+          <w:bCs/>
+        </w:rPr>
+      </w:pPr>
+      <w:r>
+        <w:rPr>
+          <w:b/>
+          <w:bCs/>
         </w:rPr>
         <w:t>7️</w:t>
       </w:r>
@@ -3082,7 +1900,6 @@
           <w:rFonts w:ascii="Segoe UI Symbol" w:hAnsi="Segoe UI Symbol" w:cs="Segoe UI Symbol"/>
           <w:b/>
           <w:bCs/>
-          <w:lang w:val="fr-TN"/>
         </w:rPr>
         <w:t>⃣</w:t>
       </w:r>
@@ -3090,61 +1907,36 @@
         <w:rPr>
           <w:b/>
           <w:bCs/>
-          <w:lang w:val="fr-TN"/>
-        </w:rPr>
-        <w:t xml:space="preserve"> Test DELETE </w:t>
-      </w:r>
-      <w:proofErr w:type="spellStart"/>
-      <w:r>
-        <w:rPr>
-          <w:b/>
-          <w:bCs/>
-          <w:lang w:val="fr-TN"/>
-        </w:rPr>
-        <w:t>website</w:t>
-      </w:r>
-      <w:proofErr w:type="spellEnd"/>
-      <w:r>
-        <w:rPr>
-          <w:b/>
-          <w:bCs/>
-          <w:lang w:val="fr-TN"/>
-        </w:rPr>
-        <w:t xml:space="preserve"> inexistant</w:t>
-      </w:r>
-    </w:p>
-    <w:p>
-      <w:pPr>
-        <w:rPr>
-          <w:b/>
-          <w:bCs/>
-          <w:lang w:val="fr-TN"/>
-        </w:rPr>
-      </w:pPr>
-      <w:proofErr w:type="spellStart"/>
-      <w:r>
-        <w:rPr>
-          <w:b/>
-          <w:bCs/>
-          <w:lang w:val="fr-TN"/>
+        </w:rPr>
+        <w:t xml:space="preserve"> Test DELETE website inexistant</w:t>
+      </w:r>
+    </w:p>
+    <w:p>
+      <w:pPr>
+        <w:rPr>
+          <w:b/>
+          <w:bCs/>
+        </w:rPr>
+      </w:pPr>
+      <w:r>
+        <w:rPr>
+          <w:b/>
+          <w:bCs/>
         </w:rPr>
         <w:t>Request</w:t>
       </w:r>
-      <w:proofErr w:type="spellEnd"/>
-    </w:p>
-    <w:p>
-      <w:pPr>
-        <w:rPr>
-          <w:b/>
-          <w:bCs/>
-          <w:lang w:val="fr-TN"/>
-        </w:rPr>
-      </w:pPr>
-      <w:r>
-        <w:rPr>
-          <w:b/>
-          <w:bCs/>
-          <w:lang w:val="fr-TN"/>
+    </w:p>
+    <w:p>
+      <w:pPr>
+        <w:rPr>
+          <w:b/>
+          <w:bCs/>
+        </w:rPr>
+      </w:pPr>
+      <w:r>
+        <w:rPr>
+          <w:b/>
+          <w:bCs/>
         </w:rPr>
         <w:lastRenderedPageBreak/>
         <w:t>DELETE http://localhost:5000/api/websites/999</w:t>
@@ -3155,14 +1947,12 @@
         <w:rPr>
           <w:b/>
           <w:bCs/>
-          <w:lang w:val="fr-TN"/>
-        </w:rPr>
-      </w:pPr>
-      <w:r>
-        <w:rPr>
-          <w:b/>
-          <w:bCs/>
-          <w:lang w:val="fr-TN"/>
+        </w:rPr>
+      </w:pPr>
+      <w:r>
+        <w:rPr>
+          <w:b/>
+          <w:bCs/>
         </w:rPr>
         <w:t>8️</w:t>
       </w:r>
@@ -3171,7 +1961,6 @@
           <w:rFonts w:ascii="Segoe UI Symbol" w:hAnsi="Segoe UI Symbol" w:cs="Segoe UI Symbol"/>
           <w:b/>
           <w:bCs/>
-          <w:lang w:val="fr-TN"/>
         </w:rPr>
         <w:t>⃣</w:t>
       </w:r>
@@ -3179,53 +1968,36 @@
         <w:rPr>
           <w:b/>
           <w:bCs/>
-          <w:lang w:val="fr-TN"/>
-        </w:rPr>
-        <w:t xml:space="preserve"> Test POST sans </w:t>
-      </w:r>
-      <w:proofErr w:type="spellStart"/>
-      <w:r>
-        <w:rPr>
-          <w:b/>
-          <w:bCs/>
-          <w:lang w:val="fr-TN"/>
-        </w:rPr>
-        <w:t>name</w:t>
-      </w:r>
-      <w:proofErr w:type="spellEnd"/>
-    </w:p>
-    <w:p>
-      <w:pPr>
-        <w:rPr>
-          <w:b/>
-          <w:bCs/>
-          <w:lang w:val="fr-TN"/>
-        </w:rPr>
-      </w:pPr>
-      <w:proofErr w:type="spellStart"/>
-      <w:r>
-        <w:rPr>
-          <w:b/>
-          <w:bCs/>
-          <w:lang w:val="fr-TN"/>
+        </w:rPr>
+        <w:t xml:space="preserve"> Test POST sans name</w:t>
+      </w:r>
+    </w:p>
+    <w:p>
+      <w:pPr>
+        <w:rPr>
+          <w:b/>
+          <w:bCs/>
+        </w:rPr>
+      </w:pPr>
+      <w:r>
+        <w:rPr>
+          <w:b/>
+          <w:bCs/>
         </w:rPr>
         <w:t>Request</w:t>
       </w:r>
-      <w:proofErr w:type="spellEnd"/>
-    </w:p>
-    <w:p>
-      <w:pPr>
-        <w:rPr>
-          <w:b/>
-          <w:bCs/>
-          <w:lang w:val="fr-TN"/>
-        </w:rPr>
-      </w:pPr>
-      <w:r>
-        <w:rPr>
-          <w:b/>
-          <w:bCs/>
-          <w:lang w:val="fr-TN"/>
+    </w:p>
+    <w:p>
+      <w:pPr>
+        <w:rPr>
+          <w:b/>
+          <w:bCs/>
+        </w:rPr>
+      </w:pPr>
+      <w:r>
+        <w:rPr>
+          <w:b/>
+          <w:bCs/>
         </w:rPr>
         <w:t>POST http://localhost:5000/api/websites</w:t>
       </w:r>
@@ -3235,14 +2007,12 @@
         <w:rPr>
           <w:b/>
           <w:bCs/>
-          <w:lang w:val="fr-TN"/>
-        </w:rPr>
-      </w:pPr>
-      <w:r>
-        <w:rPr>
-          <w:b/>
-          <w:bCs/>
-          <w:lang w:val="fr-TN"/>
+        </w:rPr>
+      </w:pPr>
+      <w:r>
+        <w:rPr>
+          <w:b/>
+          <w:bCs/>
         </w:rPr>
         <w:t>Body</w:t>
       </w:r>
@@ -3252,14 +2022,12 @@
         <w:rPr>
           <w:b/>
           <w:bCs/>
-          <w:lang w:val="fr-TN"/>
-        </w:rPr>
-      </w:pPr>
-      <w:r>
-        <w:rPr>
-          <w:b/>
-          <w:bCs/>
-          <w:lang w:val="fr-TN"/>
+        </w:rPr>
+      </w:pPr>
+      <w:r>
+        <w:rPr>
+          <w:b/>
+          <w:bCs/>
         </w:rPr>
         <w:t>{</w:t>
       </w:r>
@@ -3267,108 +2035,30 @@
         <w:rPr>
           <w:b/>
           <w:bCs/>
-          <w:lang w:val="fr-TN"/>
         </w:rPr>
         <w:br/>
-        <w:t>"description</w:t>
-      </w:r>
-      <w:proofErr w:type="gramStart"/>
-      <w:r>
-        <w:rPr>
-          <w:b/>
-          <w:bCs/>
-          <w:lang w:val="fr-TN"/>
-        </w:rPr>
-        <w:t>":</w:t>
-      </w:r>
-      <w:proofErr w:type="gramEnd"/>
-      <w:r>
-        <w:rPr>
-          <w:b/>
-          <w:bCs/>
-          <w:lang w:val="fr-TN"/>
-        </w:rPr>
-        <w:t xml:space="preserve"> "Site sans nom",</w:t>
-      </w:r>
-      <w:r>
-        <w:rPr>
-          <w:b/>
-          <w:bCs/>
-          <w:lang w:val="fr-TN"/>
+        <w:t>"description": "Site sans nom",</w:t>
+      </w:r>
+      <w:r>
+        <w:rPr>
+          <w:b/>
+          <w:bCs/>
         </w:rPr>
         <w:br/>
-        <w:t>"</w:t>
-      </w:r>
-      <w:proofErr w:type="spellStart"/>
-      <w:r>
-        <w:rPr>
-          <w:b/>
-          <w:bCs/>
-          <w:lang w:val="fr-TN"/>
-        </w:rPr>
-        <w:t>template</w:t>
-      </w:r>
-      <w:proofErr w:type="spellEnd"/>
-      <w:proofErr w:type="gramStart"/>
-      <w:r>
-        <w:rPr>
-          <w:b/>
-          <w:bCs/>
-          <w:lang w:val="fr-TN"/>
-        </w:rPr>
-        <w:t>":</w:t>
-      </w:r>
-      <w:proofErr w:type="gramEnd"/>
-      <w:r>
-        <w:rPr>
-          <w:b/>
-          <w:bCs/>
-          <w:lang w:val="fr-TN"/>
-        </w:rPr>
-        <w:t xml:space="preserve"> "blog",</w:t>
-      </w:r>
-      <w:r>
-        <w:rPr>
-          <w:b/>
-          <w:bCs/>
-          <w:lang w:val="fr-TN"/>
+        <w:t>"template": "blog",</w:t>
+      </w:r>
+      <w:r>
+        <w:rPr>
+          <w:b/>
+          <w:bCs/>
         </w:rPr>
         <w:br/>
-        <w:t>"</w:t>
-      </w:r>
-      <w:proofErr w:type="spellStart"/>
-      <w:r>
-        <w:rPr>
-          <w:b/>
-          <w:bCs/>
-          <w:lang w:val="fr-TN"/>
-        </w:rPr>
-        <w:t>primary_color</w:t>
-      </w:r>
-      <w:proofErr w:type="spellEnd"/>
-      <w:proofErr w:type="gramStart"/>
-      <w:r>
-        <w:rPr>
-          <w:b/>
-          <w:bCs/>
-          <w:lang w:val="fr-TN"/>
-        </w:rPr>
-        <w:t>":</w:t>
-      </w:r>
-      <w:proofErr w:type="gramEnd"/>
-      <w:r>
-        <w:rPr>
-          <w:b/>
-          <w:bCs/>
-          <w:lang w:val="fr-TN"/>
-        </w:rPr>
-        <w:t xml:space="preserve"> "#123456"</w:t>
-      </w:r>
-      <w:r>
-        <w:rPr>
-          <w:b/>
-          <w:bCs/>
-          <w:lang w:val="fr-TN"/>
+        <w:t>"primary_color": "#123456"</w:t>
+      </w:r>
+      <w:r>
+        <w:rPr>
+          <w:b/>
+          <w:bCs/>
         </w:rPr>
         <w:br/>
         <w:t>}</w:t>
@@ -3379,14 +2069,12 @@
         <w:rPr>
           <w:b/>
           <w:bCs/>
-          <w:lang w:val="fr-TN"/>
-        </w:rPr>
-      </w:pPr>
-      <w:r>
-        <w:rPr>
-          <w:b/>
-          <w:bCs/>
-          <w:lang w:val="fr-TN"/>
+        </w:rPr>
+      </w:pPr>
+      <w:r>
+        <w:rPr>
+          <w:b/>
+          <w:bCs/>
         </w:rPr>
         <w:t>9️</w:t>
       </w:r>
@@ -3395,7 +2083,6 @@
           <w:rFonts w:ascii="Segoe UI Symbol" w:hAnsi="Segoe UI Symbol" w:cs="Segoe UI Symbol"/>
           <w:b/>
           <w:bCs/>
-          <w:lang w:val="fr-TN"/>
         </w:rPr>
         <w:t>⃣</w:t>
       </w:r>
@@ -3403,61 +2090,36 @@
         <w:rPr>
           <w:b/>
           <w:bCs/>
-          <w:lang w:val="fr-TN"/>
-        </w:rPr>
-        <w:t xml:space="preserve"> Test UPDATE </w:t>
-      </w:r>
-      <w:proofErr w:type="spellStart"/>
-      <w:r>
-        <w:rPr>
-          <w:b/>
-          <w:bCs/>
-          <w:lang w:val="fr-TN"/>
-        </w:rPr>
-        <w:t>website</w:t>
-      </w:r>
-      <w:proofErr w:type="spellEnd"/>
-      <w:r>
-        <w:rPr>
-          <w:b/>
-          <w:bCs/>
-          <w:lang w:val="fr-TN"/>
-        </w:rPr>
-        <w:t xml:space="preserve"> inexistant</w:t>
-      </w:r>
-    </w:p>
-    <w:p>
-      <w:pPr>
-        <w:rPr>
-          <w:b/>
-          <w:bCs/>
-          <w:lang w:val="fr-TN"/>
-        </w:rPr>
-      </w:pPr>
-      <w:proofErr w:type="spellStart"/>
-      <w:r>
-        <w:rPr>
-          <w:b/>
-          <w:bCs/>
-          <w:lang w:val="fr-TN"/>
+        </w:rPr>
+        <w:t xml:space="preserve"> Test UPDATE website inexistant</w:t>
+      </w:r>
+    </w:p>
+    <w:p>
+      <w:pPr>
+        <w:rPr>
+          <w:b/>
+          <w:bCs/>
+        </w:rPr>
+      </w:pPr>
+      <w:r>
+        <w:rPr>
+          <w:b/>
+          <w:bCs/>
         </w:rPr>
         <w:t>Request</w:t>
       </w:r>
-      <w:proofErr w:type="spellEnd"/>
-    </w:p>
-    <w:p>
-      <w:pPr>
-        <w:rPr>
-          <w:b/>
-          <w:bCs/>
-          <w:lang w:val="fr-TN"/>
-        </w:rPr>
-      </w:pPr>
-      <w:r>
-        <w:rPr>
-          <w:b/>
-          <w:bCs/>
-          <w:lang w:val="fr-TN"/>
+    </w:p>
+    <w:p>
+      <w:pPr>
+        <w:rPr>
+          <w:b/>
+          <w:bCs/>
+        </w:rPr>
+      </w:pPr>
+      <w:r>
+        <w:rPr>
+          <w:b/>
+          <w:bCs/>
         </w:rPr>
         <w:t>PUT http://localhost:5000/api/websites/999</w:t>
       </w:r>
@@ -3467,14 +2129,12 @@
         <w:rPr>
           <w:b/>
           <w:bCs/>
-          <w:lang w:val="fr-TN"/>
-        </w:rPr>
-      </w:pPr>
-      <w:r>
-        <w:rPr>
-          <w:b/>
-          <w:bCs/>
-          <w:lang w:val="fr-TN"/>
+        </w:rPr>
+      </w:pPr>
+      <w:r>
+        <w:rPr>
+          <w:b/>
+          <w:bCs/>
         </w:rPr>
         <w:t>Body</w:t>
       </w:r>
@@ -3484,14 +2144,12 @@
         <w:rPr>
           <w:b/>
           <w:bCs/>
-          <w:lang w:val="fr-TN"/>
-        </w:rPr>
-      </w:pPr>
-      <w:r>
-        <w:rPr>
-          <w:b/>
-          <w:bCs/>
-          <w:lang w:val="fr-TN"/>
+        </w:rPr>
+      </w:pPr>
+      <w:r>
+        <w:rPr>
+          <w:b/>
+          <w:bCs/>
         </w:rPr>
         <w:t>{</w:t>
       </w:r>
@@ -3499,44 +2157,14 @@
         <w:rPr>
           <w:b/>
           <w:bCs/>
-          <w:lang w:val="fr-TN"/>
         </w:rPr>
         <w:br/>
-        <w:t>"</w:t>
-      </w:r>
-      <w:proofErr w:type="spellStart"/>
-      <w:r>
-        <w:rPr>
-          <w:b/>
-          <w:bCs/>
-          <w:lang w:val="fr-TN"/>
-        </w:rPr>
-        <w:t>name</w:t>
-      </w:r>
-      <w:proofErr w:type="spellEnd"/>
-      <w:proofErr w:type="gramStart"/>
-      <w:r>
-        <w:rPr>
-          <w:b/>
-          <w:bCs/>
-          <w:lang w:val="fr-TN"/>
-        </w:rPr>
-        <w:t>":</w:t>
-      </w:r>
-      <w:proofErr w:type="gramEnd"/>
-      <w:r>
-        <w:rPr>
-          <w:b/>
-          <w:bCs/>
-          <w:lang w:val="fr-TN"/>
-        </w:rPr>
-        <w:t xml:space="preserve"> "Test"</w:t>
-      </w:r>
-      <w:r>
-        <w:rPr>
-          <w:b/>
-          <w:bCs/>
-          <w:lang w:val="fr-TN"/>
+        <w:t>"name": "Test"</w:t>
+      </w:r>
+      <w:r>
+        <w:rPr>
+          <w:b/>
+          <w:bCs/>
         </w:rPr>
         <w:br/>
         <w:t>}</w:t>
@@ -3547,18 +2175,140 @@
         <w:rPr>
           <w:b/>
           <w:bCs/>
+        </w:rPr>
+      </w:pPr>
+    </w:p>
+    <w:p>
+      <w:pPr>
+        <w:rPr>
+          <w:b/>
+          <w:bCs/>
+        </w:rPr>
+      </w:pPr>
+      <w:r>
+        <w:rPr>
+          <w:b/>
+          <w:bCs/>
+        </w:rPr>
+        <w:drawing>
+          <wp:inline distT="0" distB="0" distL="0" distR="0" wp14:anchorId="0D2488CD" wp14:editId="196D2153">
+            <wp:extent cx="5760720" cy="2911475"/>
+            <wp:effectExtent l="0" t="0" r="0" b="3175"/>
+            <wp:docPr id="322214844" name="Image 1"/>
+            <wp:cNvGraphicFramePr>
+              <a:graphicFrameLocks xmlns:a="http://schemas.openxmlformats.org/drawingml/2006/main" noChangeAspect="1"/>
+            </wp:cNvGraphicFramePr>
+            <a:graphic xmlns:a="http://schemas.openxmlformats.org/drawingml/2006/main">
+              <a:graphicData uri="http://schemas.openxmlformats.org/drawingml/2006/picture">
+                <pic:pic xmlns:pic="http://schemas.openxmlformats.org/drawingml/2006/picture">
+                  <pic:nvPicPr>
+                    <pic:cNvPr id="322214844" name=""/>
+                    <pic:cNvPicPr/>
+                  </pic:nvPicPr>
+                  <pic:blipFill>
+                    <a:blip r:embed="rId13"/>
+                    <a:stretch>
+                      <a:fillRect/>
+                    </a:stretch>
+                  </pic:blipFill>
+                  <pic:spPr>
+                    <a:xfrm>
+                      <a:off x="0" y="0"/>
+                      <a:ext cx="5760720" cy="2911475"/>
+                    </a:xfrm>
+                    <a:prstGeom prst="rect">
+                      <a:avLst/>
+                    </a:prstGeom>
+                  </pic:spPr>
+                </pic:pic>
+              </a:graphicData>
+            </a:graphic>
+          </wp:inline>
+        </w:drawing>
+      </w:r>
+    </w:p>
+    <w:p>
+      <w:pPr>
+        <w:rPr>
+          <w:b/>
+          <w:bCs/>
+        </w:rPr>
+      </w:pPr>
+    </w:p>
+    <w:p>
+      <w:pPr>
+        <w:rPr>
+          <w:b/>
+          <w:bCs/>
+        </w:rPr>
+      </w:pPr>
+    </w:p>
+    <w:p>
+      <w:pPr>
+        <w:rPr>
+          <w:b/>
+          <w:bCs/>
           <w:lang w:val="fr-TN"/>
         </w:rPr>
       </w:pPr>
-    </w:p>
-    <w:p>
-      <w:pPr>
+      <w:r>
         <w:rPr>
           <w:b/>
           <w:bCs/>
           <w:lang w:val="fr-TN"/>
         </w:rPr>
-      </w:pPr>
+        <w:lastRenderedPageBreak/>
+        <w:t>Create Block</w:t>
+      </w:r>
+    </w:p>
+    <w:p>
+      <w:pPr>
+        <w:rPr>
+          <w:b/>
+          <w:bCs/>
+        </w:rPr>
+      </w:pPr>
+      <w:r>
+        <w:rPr>
+          <w:b/>
+          <w:bCs/>
+        </w:rPr>
+        <w:drawing>
+          <wp:inline distT="0" distB="0" distL="0" distR="0" wp14:anchorId="0DFE1BB2" wp14:editId="225EAC8B">
+            <wp:extent cx="5760720" cy="3331210"/>
+            <wp:effectExtent l="0" t="0" r="0" b="2540"/>
+            <wp:docPr id="793284490" name="Image 1"/>
+            <wp:cNvGraphicFramePr>
+              <a:graphicFrameLocks xmlns:a="http://schemas.openxmlformats.org/drawingml/2006/main" noChangeAspect="1"/>
+            </wp:cNvGraphicFramePr>
+            <a:graphic xmlns:a="http://schemas.openxmlformats.org/drawingml/2006/main">
+              <a:graphicData uri="http://schemas.openxmlformats.org/drawingml/2006/picture">
+                <pic:pic xmlns:pic="http://schemas.openxmlformats.org/drawingml/2006/picture">
+                  <pic:nvPicPr>
+                    <pic:cNvPr id="793284490" name=""/>
+                    <pic:cNvPicPr/>
+                  </pic:nvPicPr>
+                  <pic:blipFill>
+                    <a:blip r:embed="rId14"/>
+                    <a:stretch>
+                      <a:fillRect/>
+                    </a:stretch>
+                  </pic:blipFill>
+                  <pic:spPr>
+                    <a:xfrm>
+                      <a:off x="0" y="0"/>
+                      <a:ext cx="5760720" cy="3331210"/>
+                    </a:xfrm>
+                    <a:prstGeom prst="rect">
+                      <a:avLst/>
+                    </a:prstGeom>
+                  </pic:spPr>
+                </pic:pic>
+              </a:graphicData>
+            </a:graphic>
+          </wp:inline>
+        </w:drawing>
+      </w:r>
     </w:p>
     <w:p>
       <w:pPr>
@@ -3568,14 +2318,409 @@
           <w:lang w:val="fr-TN"/>
         </w:rPr>
       </w:pPr>
-    </w:p>
-    <w:p>
-      <w:pPr>
-        <w:rPr>
+      <w:r>
+        <w:rPr>
+          <w:rFonts w:ascii="Segoe UI Emoji" w:hAnsi="Segoe UI Emoji" w:cs="Segoe UI Emoji"/>
+          <w:b/>
+          <w:bCs/>
           <w:lang w:val="fr-TN"/>
         </w:rPr>
-      </w:pPr>
-    </w:p>
+        <w:t>🟢</w:t>
+      </w:r>
+      <w:r>
+        <w:rPr>
+          <w:b/>
+          <w:bCs/>
+          <w:lang w:val="fr-TN"/>
+        </w:rPr>
+        <w:t xml:space="preserve"> 1. GET Blocks by Page</w:t>
+      </w:r>
+    </w:p>
+    <w:p>
+      <w:pPr>
+        <w:rPr>
+          <w:b/>
+          <w:bCs/>
+        </w:rPr>
+      </w:pPr>
+    </w:p>
+    <w:p>
+      <w:r>
+        <w:drawing>
+          <wp:inline distT="0" distB="0" distL="0" distR="0" wp14:anchorId="4F778EDF" wp14:editId="3A23C95A">
+            <wp:extent cx="5760720" cy="3412490"/>
+            <wp:effectExtent l="0" t="0" r="0" b="0"/>
+            <wp:docPr id="1440804123" name="Image 1"/>
+            <wp:cNvGraphicFramePr>
+              <a:graphicFrameLocks xmlns:a="http://schemas.openxmlformats.org/drawingml/2006/main" noChangeAspect="1"/>
+            </wp:cNvGraphicFramePr>
+            <a:graphic xmlns:a="http://schemas.openxmlformats.org/drawingml/2006/main">
+              <a:graphicData uri="http://schemas.openxmlformats.org/drawingml/2006/picture">
+                <pic:pic xmlns:pic="http://schemas.openxmlformats.org/drawingml/2006/picture">
+                  <pic:nvPicPr>
+                    <pic:cNvPr id="1440804123" name=""/>
+                    <pic:cNvPicPr/>
+                  </pic:nvPicPr>
+                  <pic:blipFill>
+                    <a:blip r:embed="rId15"/>
+                    <a:stretch>
+                      <a:fillRect/>
+                    </a:stretch>
+                  </pic:blipFill>
+                  <pic:spPr>
+                    <a:xfrm>
+                      <a:off x="0" y="0"/>
+                      <a:ext cx="5760720" cy="3412490"/>
+                    </a:xfrm>
+                    <a:prstGeom prst="rect">
+                      <a:avLst/>
+                    </a:prstGeom>
+                  </pic:spPr>
+                </pic:pic>
+              </a:graphicData>
+            </a:graphic>
+          </wp:inline>
+        </w:drawing>
+      </w:r>
+    </w:p>
+    <w:p/>
+    <w:p/>
+    <w:p>
+      <w:r>
+        <w:lastRenderedPageBreak/>
+        <w:drawing>
+          <wp:inline distT="0" distB="0" distL="0" distR="0" wp14:anchorId="2B335591" wp14:editId="6B6654B2">
+            <wp:extent cx="2568163" cy="426757"/>
+            <wp:effectExtent l="0" t="0" r="3810" b="0"/>
+            <wp:docPr id="1740396744" name="Image 1"/>
+            <wp:cNvGraphicFramePr>
+              <a:graphicFrameLocks xmlns:a="http://schemas.openxmlformats.org/drawingml/2006/main" noChangeAspect="1"/>
+            </wp:cNvGraphicFramePr>
+            <a:graphic xmlns:a="http://schemas.openxmlformats.org/drawingml/2006/main">
+              <a:graphicData uri="http://schemas.openxmlformats.org/drawingml/2006/picture">
+                <pic:pic xmlns:pic="http://schemas.openxmlformats.org/drawingml/2006/picture">
+                  <pic:nvPicPr>
+                    <pic:cNvPr id="1740396744" name=""/>
+                    <pic:cNvPicPr/>
+                  </pic:nvPicPr>
+                  <pic:blipFill>
+                    <a:blip r:embed="rId16"/>
+                    <a:stretch>
+                      <a:fillRect/>
+                    </a:stretch>
+                  </pic:blipFill>
+                  <pic:spPr>
+                    <a:xfrm>
+                      <a:off x="0" y="0"/>
+                      <a:ext cx="2568163" cy="426757"/>
+                    </a:xfrm>
+                    <a:prstGeom prst="rect">
+                      <a:avLst/>
+                    </a:prstGeom>
+                  </pic:spPr>
+                </pic:pic>
+              </a:graphicData>
+            </a:graphic>
+          </wp:inline>
+        </w:drawing>
+      </w:r>
+    </w:p>
+    <w:p>
+      <w:r>
+        <w:drawing>
+          <wp:inline distT="0" distB="0" distL="0" distR="0" wp14:anchorId="22821A52" wp14:editId="7A235606">
+            <wp:extent cx="5760720" cy="3388995"/>
+            <wp:effectExtent l="0" t="0" r="0" b="1905"/>
+            <wp:docPr id="696081776" name="Image 1"/>
+            <wp:cNvGraphicFramePr>
+              <a:graphicFrameLocks xmlns:a="http://schemas.openxmlformats.org/drawingml/2006/main" noChangeAspect="1"/>
+            </wp:cNvGraphicFramePr>
+            <a:graphic xmlns:a="http://schemas.openxmlformats.org/drawingml/2006/main">
+              <a:graphicData uri="http://schemas.openxmlformats.org/drawingml/2006/picture">
+                <pic:pic xmlns:pic="http://schemas.openxmlformats.org/drawingml/2006/picture">
+                  <pic:nvPicPr>
+                    <pic:cNvPr id="696081776" name=""/>
+                    <pic:cNvPicPr/>
+                  </pic:nvPicPr>
+                  <pic:blipFill>
+                    <a:blip r:embed="rId17"/>
+                    <a:stretch>
+                      <a:fillRect/>
+                    </a:stretch>
+                  </pic:blipFill>
+                  <pic:spPr>
+                    <a:xfrm>
+                      <a:off x="0" y="0"/>
+                      <a:ext cx="5760720" cy="3388995"/>
+                    </a:xfrm>
+                    <a:prstGeom prst="rect">
+                      <a:avLst/>
+                    </a:prstGeom>
+                  </pic:spPr>
+                </pic:pic>
+              </a:graphicData>
+            </a:graphic>
+          </wp:inline>
+        </w:drawing>
+      </w:r>
+    </w:p>
+    <w:p>
+      <w:pPr>
+        <w:rPr>
+          <w:b/>
+          <w:bCs/>
+          <w:lang w:val="fr-TN"/>
+        </w:rPr>
+      </w:pPr>
+      <w:r>
+        <w:rPr>
+          <w:b/>
+          <w:bCs/>
+          <w:lang w:val="fr-TN"/>
+        </w:rPr>
+        <w:t>Update Block</w:t>
+      </w:r>
+    </w:p>
+    <w:p>
+      <w:pPr>
+        <w:rPr>
+          <w:b/>
+          <w:bCs/>
+          <w:lang w:val="fr-TN"/>
+        </w:rPr>
+      </w:pPr>
+      <w:r>
+        <w:rPr>
+          <w:b/>
+          <w:bCs/>
+          <w:lang w:val="fr-TN"/>
+        </w:rPr>
+        <w:drawing>
+          <wp:inline distT="0" distB="0" distL="0" distR="0" wp14:anchorId="722A9E18" wp14:editId="020538BE">
+            <wp:extent cx="5760720" cy="2901315"/>
+            <wp:effectExtent l="0" t="0" r="0" b="0"/>
+            <wp:docPr id="1939878685" name="Image 1"/>
+            <wp:cNvGraphicFramePr>
+              <a:graphicFrameLocks xmlns:a="http://schemas.openxmlformats.org/drawingml/2006/main" noChangeAspect="1"/>
+            </wp:cNvGraphicFramePr>
+            <a:graphic xmlns:a="http://schemas.openxmlformats.org/drawingml/2006/main">
+              <a:graphicData uri="http://schemas.openxmlformats.org/drawingml/2006/picture">
+                <pic:pic xmlns:pic="http://schemas.openxmlformats.org/drawingml/2006/picture">
+                  <pic:nvPicPr>
+                    <pic:cNvPr id="1939878685" name=""/>
+                    <pic:cNvPicPr/>
+                  </pic:nvPicPr>
+                  <pic:blipFill>
+                    <a:blip r:embed="rId18"/>
+                    <a:stretch>
+                      <a:fillRect/>
+                    </a:stretch>
+                  </pic:blipFill>
+                  <pic:spPr>
+                    <a:xfrm>
+                      <a:off x="0" y="0"/>
+                      <a:ext cx="5760720" cy="2901315"/>
+                    </a:xfrm>
+                    <a:prstGeom prst="rect">
+                      <a:avLst/>
+                    </a:prstGeom>
+                  </pic:spPr>
+                </pic:pic>
+              </a:graphicData>
+            </a:graphic>
+          </wp:inline>
+        </w:drawing>
+      </w:r>
+    </w:p>
+    <w:p>
+      <w:pPr>
+        <w:rPr>
+          <w:b/>
+          <w:bCs/>
+          <w:lang w:val="fr-TN"/>
+        </w:rPr>
+      </w:pPr>
+    </w:p>
+    <w:p>
+      <w:pPr>
+        <w:rPr>
+          <w:b/>
+          <w:bCs/>
+          <w:lang w:val="fr-TN"/>
+        </w:rPr>
+      </w:pPr>
+      <w:r>
+        <w:rPr>
+          <w:b/>
+          <w:bCs/>
+          <w:lang w:val="fr-TN"/>
+        </w:rPr>
+        <w:lastRenderedPageBreak/>
+        <w:drawing>
+          <wp:inline distT="0" distB="0" distL="0" distR="0" wp14:anchorId="2358E13A" wp14:editId="0BCE1E6D">
+            <wp:extent cx="5760720" cy="2223135"/>
+            <wp:effectExtent l="0" t="0" r="0" b="5715"/>
+            <wp:docPr id="1746200215" name="Image 1"/>
+            <wp:cNvGraphicFramePr>
+              <a:graphicFrameLocks xmlns:a="http://schemas.openxmlformats.org/drawingml/2006/main" noChangeAspect="1"/>
+            </wp:cNvGraphicFramePr>
+            <a:graphic xmlns:a="http://schemas.openxmlformats.org/drawingml/2006/main">
+              <a:graphicData uri="http://schemas.openxmlformats.org/drawingml/2006/picture">
+                <pic:pic xmlns:pic="http://schemas.openxmlformats.org/drawingml/2006/picture">
+                  <pic:nvPicPr>
+                    <pic:cNvPr id="1746200215" name=""/>
+                    <pic:cNvPicPr/>
+                  </pic:nvPicPr>
+                  <pic:blipFill>
+                    <a:blip r:embed="rId19"/>
+                    <a:stretch>
+                      <a:fillRect/>
+                    </a:stretch>
+                  </pic:blipFill>
+                  <pic:spPr>
+                    <a:xfrm>
+                      <a:off x="0" y="0"/>
+                      <a:ext cx="5760720" cy="2223135"/>
+                    </a:xfrm>
+                    <a:prstGeom prst="rect">
+                      <a:avLst/>
+                    </a:prstGeom>
+                  </pic:spPr>
+                </pic:pic>
+              </a:graphicData>
+            </a:graphic>
+          </wp:inline>
+        </w:drawing>
+      </w:r>
+    </w:p>
+    <w:p>
+      <w:pPr>
+        <w:rPr>
+          <w:b/>
+          <w:bCs/>
+          <w:lang w:val="fr-TN"/>
+        </w:rPr>
+      </w:pPr>
+      <w:r>
+        <w:rPr>
+          <w:b/>
+          <w:bCs/>
+        </w:rPr>
+        <w:t>Full Structure</w:t>
+      </w:r>
+    </w:p>
+    <w:p>
+      <w:pPr>
+        <w:rPr>
+          <w:b/>
+          <w:bCs/>
+          <w:lang w:val="fr-TN"/>
+        </w:rPr>
+      </w:pPr>
+      <w:r>
+        <w:rPr>
+          <w:b/>
+          <w:bCs/>
+          <w:lang w:val="fr-TN"/>
+        </w:rPr>
+        <w:drawing>
+          <wp:inline distT="0" distB="0" distL="0" distR="0" wp14:anchorId="39093564" wp14:editId="040D4480">
+            <wp:extent cx="5760720" cy="3094990"/>
+            <wp:effectExtent l="0" t="0" r="0" b="0"/>
+            <wp:docPr id="518388329" name="Image 1"/>
+            <wp:cNvGraphicFramePr>
+              <a:graphicFrameLocks xmlns:a="http://schemas.openxmlformats.org/drawingml/2006/main" noChangeAspect="1"/>
+            </wp:cNvGraphicFramePr>
+            <a:graphic xmlns:a="http://schemas.openxmlformats.org/drawingml/2006/main">
+              <a:graphicData uri="http://schemas.openxmlformats.org/drawingml/2006/picture">
+                <pic:pic xmlns:pic="http://schemas.openxmlformats.org/drawingml/2006/picture">
+                  <pic:nvPicPr>
+                    <pic:cNvPr id="518388329" name=""/>
+                    <pic:cNvPicPr/>
+                  </pic:nvPicPr>
+                  <pic:blipFill>
+                    <a:blip r:embed="rId20"/>
+                    <a:stretch>
+                      <a:fillRect/>
+                    </a:stretch>
+                  </pic:blipFill>
+                  <pic:spPr>
+                    <a:xfrm>
+                      <a:off x="0" y="0"/>
+                      <a:ext cx="5760720" cy="3094990"/>
+                    </a:xfrm>
+                    <a:prstGeom prst="rect">
+                      <a:avLst/>
+                    </a:prstGeom>
+                  </pic:spPr>
+                </pic:pic>
+              </a:graphicData>
+            </a:graphic>
+          </wp:inline>
+        </w:drawing>
+      </w:r>
+    </w:p>
+    <w:p>
+      <w:pPr>
+        <w:rPr>
+          <w:b/>
+          <w:bCs/>
+          <w:lang w:val="fr-TN"/>
+        </w:rPr>
+      </w:pPr>
+      <w:r>
+        <w:rPr>
+          <w:b/>
+          <w:bCs/>
+          <w:lang w:val="fr-TN"/>
+        </w:rPr>
+        <w:drawing>
+          <wp:inline distT="0" distB="0" distL="0" distR="0" wp14:anchorId="4EAF23F0" wp14:editId="2809A866">
+            <wp:extent cx="5760720" cy="1990090"/>
+            <wp:effectExtent l="0" t="0" r="0" b="0"/>
+            <wp:docPr id="1267306009" name="Image 1"/>
+            <wp:cNvGraphicFramePr>
+              <a:graphicFrameLocks xmlns:a="http://schemas.openxmlformats.org/drawingml/2006/main" noChangeAspect="1"/>
+            </wp:cNvGraphicFramePr>
+            <a:graphic xmlns:a="http://schemas.openxmlformats.org/drawingml/2006/main">
+              <a:graphicData uri="http://schemas.openxmlformats.org/drawingml/2006/picture">
+                <pic:pic xmlns:pic="http://schemas.openxmlformats.org/drawingml/2006/picture">
+                  <pic:nvPicPr>
+                    <pic:cNvPr id="1267306009" name=""/>
+                    <pic:cNvPicPr/>
+                  </pic:nvPicPr>
+                  <pic:blipFill>
+                    <a:blip r:embed="rId21"/>
+                    <a:stretch>
+                      <a:fillRect/>
+                    </a:stretch>
+                  </pic:blipFill>
+                  <pic:spPr>
+                    <a:xfrm>
+                      <a:off x="0" y="0"/>
+                      <a:ext cx="5760720" cy="1990090"/>
+                    </a:xfrm>
+                    <a:prstGeom prst="rect">
+                      <a:avLst/>
+                    </a:prstGeom>
+                  </pic:spPr>
+                </pic:pic>
+              </a:graphicData>
+            </a:graphic>
+          </wp:inline>
+        </w:drawing>
+      </w:r>
+    </w:p>
+    <w:p>
+      <w:pPr>
+        <w:rPr>
+          <w:b/>
+          <w:bCs/>
+          <w:lang w:val="fr-TN"/>
+        </w:rPr>
+      </w:pPr>
+    </w:p>
+    <w:p/>
     <w:sectPr>
       <w:pgSz w:w="11906" w:h="16838"/>
       <w:pgMar w:top="1417" w:right="1417" w:bottom="1417" w:left="1417" w:header="708" w:footer="708" w:gutter="0"/>
@@ -7407,7 +6552,6 @@
     <w:next w:val="Normal"/>
     <w:link w:val="Titre2Car"/>
     <w:uiPriority w:val="9"/>
-    <w:semiHidden/>
     <w:unhideWhenUsed/>
     <w:qFormat/>
     <w:rsid w:val="0020404C"/>
@@ -7623,7 +6767,6 @@
     <w:basedOn w:val="Policepardfaut"/>
     <w:link w:val="Titre2"/>
     <w:uiPriority w:val="9"/>
-    <w:semiHidden/>
     <w:rsid w:val="0020404C"/>
     <w:rPr>
       <w:rFonts w:asciiTheme="majorHAnsi" w:eastAsiaTheme="majorEastAsia" w:hAnsiTheme="majorHAnsi" w:cstheme="majorBidi"/>
